--- a/src/resumes/timResume.docx
+++ b/src/resumes/timResume.docx
@@ -56,36 +56,45 @@
     <w:p>
       <w:pPr>
         <w:rPr>
+          <w:rFonts w:ascii="Times New Roman" w:hAnsi="Times New Roman" w:cs="Times New Roman"/>
+          <w:sz w:val="24"/>
+          <w:szCs w:val="24"/>
+        </w:rPr>
+      </w:pPr>
+      <w:r>
+        <w:rPr>
+          <w:rFonts w:ascii="Times New Roman" w:hAnsi="Times New Roman" w:cs="Times New Roman"/>
+          <w:sz w:val="24"/>
+          <w:szCs w:val="24"/>
+        </w:rPr>
+        <w:t>(505)</w:t>
+      </w:r>
+      <w:r>
+        <w:rPr>
+          <w:rFonts w:ascii="Times New Roman" w:hAnsi="Times New Roman" w:cs="Times New Roman"/>
+          <w:sz w:val="24"/>
+          <w:szCs w:val="24"/>
+        </w:rPr>
+        <w:t>-</w:t>
+      </w:r>
+      <w:r>
+        <w:rPr>
+          <w:rFonts w:ascii="Times New Roman" w:hAnsi="Times New Roman" w:cs="Times New Roman"/>
+          <w:sz w:val="24"/>
+          <w:szCs w:val="24"/>
+        </w:rPr>
+        <w:t xml:space="preserve">514-6479 </w:t>
+      </w:r>
+    </w:p>
+    <w:p>
+      <w:pPr>
+        <w:rPr>
           <w:rStyle w:val="Hyperlink"/>
           <w:rFonts w:ascii="Times New Roman" w:hAnsi="Times New Roman" w:cs="Times New Roman"/>
           <w:sz w:val="24"/>
           <w:szCs w:val="24"/>
         </w:rPr>
       </w:pPr>
-      <w:r>
-        <w:rPr>
-          <w:rFonts w:ascii="Times New Roman" w:hAnsi="Times New Roman" w:cs="Times New Roman"/>
-          <w:sz w:val="24"/>
-          <w:szCs w:val="24"/>
-        </w:rPr>
-        <w:t>(505)</w:t>
-      </w:r>
-      <w:r>
-        <w:rPr>
-          <w:rFonts w:ascii="Times New Roman" w:hAnsi="Times New Roman" w:cs="Times New Roman"/>
-          <w:sz w:val="24"/>
-          <w:szCs w:val="24"/>
-        </w:rPr>
-        <w:t>-</w:t>
-      </w:r>
-      <w:r>
-        <w:rPr>
-          <w:rFonts w:ascii="Times New Roman" w:hAnsi="Times New Roman" w:cs="Times New Roman"/>
-          <w:sz w:val="24"/>
-          <w:szCs w:val="24"/>
-        </w:rPr>
-        <w:t xml:space="preserve">514-6479 | </w:t>
-      </w:r>
       <w:hyperlink r:id="rId6" w:history="1">
         <w:r>
           <w:rPr>
@@ -94,9 +103,17 @@
             <w:sz w:val="24"/>
             <w:szCs w:val="24"/>
           </w:rPr>
-          <w:t>timothylopez95@gmail.com</w:t>
+          <w:t>tim@tim-and-eric.com</w:t>
         </w:r>
       </w:hyperlink>
+      <w:r>
+        <w:rPr>
+          <w:rFonts w:ascii="Times New Roman" w:hAnsi="Times New Roman" w:cs="Times New Roman"/>
+          <w:sz w:val="24"/>
+          <w:szCs w:val="24"/>
+        </w:rPr>
+        <w:t xml:space="preserve"> </w:t>
+      </w:r>
     </w:p>
     <w:p>
       <w:pPr>
@@ -138,6 +155,15 @@
           <w:u w:val="single"/>
         </w:rPr>
       </w:pPr>
+      <w:r>
+        <w:rPr>
+          <w:rStyle w:val="Hyperlink"/>
+          <w:rFonts w:ascii="Times New Roman" w:hAnsi="Times New Roman" w:cs="Times New Roman"/>
+          <w:sz w:val="24"/>
+          <w:szCs w:val="24"/>
+        </w:rPr>
+        <w:t>https://tryhackme.com/p/Timah158</w:t>
+      </w:r>
     </w:p>
     <w:p>
       <w:pPr>
@@ -1663,6 +1689,122 @@
                 <w:sz w:val="24"/>
                 <w:szCs w:val="24"/>
               </w:rPr>
+              <w:t>May 202</w:t>
+            </w:r>
+            <w:r>
+              <w:rPr>
+                <w:rFonts w:ascii="Times New Roman" w:hAnsi="Times New Roman" w:cs="Times New Roman"/>
+                <w:sz w:val="24"/>
+                <w:szCs w:val="24"/>
+              </w:rPr>
+              <w:t>4</w:t>
+            </w:r>
+          </w:p>
+        </w:tc>
+      </w:tr>
+    </w:tbl>
+    <w:p>
+      <w:pPr>
+        <w:pStyle w:val="ListParagraph"/>
+        <w:ind w:left="360"/>
+        <w:rPr>
+          <w:rFonts w:ascii="Times New Roman" w:hAnsi="Times New Roman" w:cs="Times New Roman"/>
+          <w:bCs/>
+          <w:i/>
+          <w:iCs/>
+          <w:sz w:val="24"/>
+          <w:szCs w:val="24"/>
+        </w:rPr>
+      </w:pPr>
+      <w:r>
+        <w:rPr>
+          <w:rFonts w:ascii="Times New Roman" w:hAnsi="Times New Roman" w:cs="Times New Roman"/>
+          <w:bCs/>
+          <w:i/>
+          <w:iCs/>
+          <w:sz w:val="24"/>
+          <w:szCs w:val="24"/>
+        </w:rPr>
+        <w:t>Master of Science in Cybersecurity</w:t>
+      </w:r>
+    </w:p>
+    <w:p>
+      <w:pPr>
+        <w:pStyle w:val="ListParagraph"/>
+        <w:ind w:left="360"/>
+        <w:rPr>
+          <w:rFonts w:ascii="Times New Roman" w:hAnsi="Times New Roman" w:cs="Times New Roman"/>
+          <w:b/>
+          <w:bCs/>
+          <w:sz w:val="24"/>
+          <w:szCs w:val="24"/>
+        </w:rPr>
+      </w:pPr>
+    </w:p>
+    <w:tbl>
+      <w:tblPr>
+        <w:tblStyle w:val="TableGrid"/>
+        <w:tblW w:w="10985" w:type="dxa"/>
+        <w:tblInd w:w="-95" w:type="dxa"/>
+        <w:tblBorders>
+          <w:top w:val="none" w:sz="0" w:space="0" w:color="auto"/>
+          <w:left w:val="none" w:sz="0" w:space="0" w:color="auto"/>
+          <w:bottom w:val="none" w:sz="0" w:space="0" w:color="auto"/>
+          <w:right w:val="none" w:sz="0" w:space="0" w:color="auto"/>
+          <w:insideH w:val="none" w:sz="0" w:space="0" w:color="auto"/>
+          <w:insideV w:val="none" w:sz="0" w:space="0" w:color="auto"/>
+        </w:tblBorders>
+        <w:tblLook w:val="04A0" w:firstRow="1" w:lastRow="0" w:firstColumn="1" w:lastColumn="0" w:noHBand="0" w:noVBand="1"/>
+      </w:tblPr>
+      <w:tblGrid>
+        <w:gridCol w:w="4770"/>
+        <w:gridCol w:w="6215"/>
+      </w:tblGrid>
+      <w:tr>
+        <w:tc>
+          <w:tcPr>
+            <w:tcW w:w="4770" w:type="dxa"/>
+          </w:tcPr>
+          <w:p>
+            <w:pPr>
+              <w:rPr>
+                <w:rFonts w:ascii="Times New Roman" w:hAnsi="Times New Roman" w:cs="Times New Roman"/>
+                <w:bCs/>
+                <w:sz w:val="24"/>
+                <w:szCs w:val="24"/>
+              </w:rPr>
+            </w:pPr>
+            <w:r>
+              <w:rPr>
+                <w:rFonts w:ascii="Times New Roman" w:hAnsi="Times New Roman" w:cs="Times New Roman"/>
+                <w:bCs/>
+                <w:sz w:val="24"/>
+                <w:szCs w:val="24"/>
+              </w:rPr>
+              <w:t>Grand Canyon University – Phoenix, AZ</w:t>
+            </w:r>
+          </w:p>
+        </w:tc>
+        <w:tc>
+          <w:tcPr>
+            <w:tcW w:w="6215" w:type="dxa"/>
+          </w:tcPr>
+          <w:p>
+            <w:pPr>
+              <w:jc w:val="right"/>
+              <w:rPr>
+                <w:rFonts w:ascii="Times New Roman" w:hAnsi="Times New Roman" w:cs="Times New Roman"/>
+                <w:b/>
+                <w:sz w:val="24"/>
+                <w:szCs w:val="24"/>
+              </w:rPr>
+            </w:pPr>
+            <w:r>
+              <w:rPr>
+                <w:rFonts w:ascii="Times New Roman" w:hAnsi="Times New Roman" w:cs="Times New Roman"/>
+                <w:sz w:val="24"/>
+                <w:szCs w:val="24"/>
+              </w:rPr>
               <w:t>May 2022</w:t>
             </w:r>
           </w:p>
@@ -1695,52 +1837,6 @@
           <w:szCs w:val="24"/>
         </w:rPr>
         <w:t>Bachelor of Science in Information Technology with Emphasis in Cyber Security</w:t>
-      </w:r>
-    </w:p>
-    <w:p>
-      <w:pPr>
-        <w:rPr>
-          <w:rFonts w:ascii="Times New Roman" w:hAnsi="Times New Roman" w:cs="Times New Roman"/>
-          <w:b/>
-          <w:bCs/>
-          <w:sz w:val="24"/>
-          <w:szCs w:val="24"/>
-        </w:rPr>
-      </w:pPr>
-    </w:p>
-    <w:p>
-      <w:pPr>
-        <w:pStyle w:val="ResumeHeading"/>
-        <w:rPr>
-          <w:rFonts w:ascii="Times New Roman" w:hAnsi="Times New Roman" w:cs="Times New Roman"/>
-        </w:rPr>
-      </w:pPr>
-      <w:r>
-        <w:rPr>
-          <w:rFonts w:ascii="Times New Roman" w:hAnsi="Times New Roman" w:cs="Times New Roman"/>
-        </w:rPr>
-        <w:t>References</w:t>
-      </w:r>
-    </w:p>
-    <w:p>
-      <w:pPr>
-        <w:pStyle w:val="ListParagraph"/>
-        <w:ind w:left="360"/>
-        <w:rPr>
-          <w:rFonts w:ascii="Times New Roman" w:hAnsi="Times New Roman" w:cs="Times New Roman"/>
-          <w:b/>
-          <w:bCs/>
-          <w:sz w:val="24"/>
-          <w:szCs w:val="24"/>
-        </w:rPr>
-      </w:pPr>
-      <w:r>
-        <w:rPr>
-          <w:rFonts w:ascii="Times New Roman" w:hAnsi="Times New Roman" w:cs="Times New Roman"/>
-          <w:sz w:val="24"/>
-          <w:szCs w:val="24"/>
-        </w:rPr>
-        <w:t>[Provided upon request]</w:t>
       </w:r>
     </w:p>
     <w:sectPr>

--- a/src/resumes/timResume.docx
+++ b/src/resumes/timResume.docx
@@ -36,42 +36,54 @@
           <w:sz w:val="48"/>
           <w:szCs w:val="48"/>
         </w:rPr>
-        <w:t xml:space="preserve"> –</w:t>
+        <w:t xml:space="preserve"> – </w:t>
       </w:r>
       <w:r>
         <w:rPr>
           <w:sz w:val="48"/>
           <w:szCs w:val="48"/>
         </w:rPr>
-        <w:t xml:space="preserve"> </w:t>
+        <w:t xml:space="preserve">Cyber </w:t>
       </w:r>
       <w:r>
         <w:rPr>
           <w:sz w:val="48"/>
           <w:szCs w:val="48"/>
         </w:rPr>
-        <w:t>Security</w:t>
-      </w:r>
-      <w:r>
-        <w:rPr>
-          <w:sz w:val="48"/>
-          <w:szCs w:val="48"/>
-        </w:rPr>
-        <w:t xml:space="preserve"> Operations</w:t>
-      </w:r>
-      <w:r>
-        <w:rPr>
-          <w:sz w:val="48"/>
-          <w:szCs w:val="48"/>
-        </w:rPr>
-        <w:t xml:space="preserve"> Center</w:t>
-      </w:r>
-      <w:r>
-        <w:rPr>
-          <w:sz w:val="48"/>
-          <w:szCs w:val="48"/>
-        </w:rPr>
-        <w:t xml:space="preserve"> Analyst </w:t>
+        <w:t xml:space="preserve">Security Analyst </w:t>
+      </w:r>
+    </w:p>
+    <w:p>
+      <w:pPr>
+        <w:rPr>
+          <w:rFonts w:ascii="Times New Roman" w:hAnsi="Times New Roman" w:cs="Times New Roman"/>
+          <w:sz w:val="24"/>
+          <w:szCs w:val="24"/>
+        </w:rPr>
+      </w:pPr>
+      <w:r>
+        <w:rPr>
+          <w:rFonts w:ascii="Times New Roman" w:hAnsi="Times New Roman" w:cs="Times New Roman"/>
+          <w:sz w:val="24"/>
+          <w:szCs w:val="24"/>
+        </w:rPr>
+        <w:t>(505)</w:t>
+      </w:r>
+      <w:r>
+        <w:rPr>
+          <w:rFonts w:ascii="Times New Roman" w:hAnsi="Times New Roman" w:cs="Times New Roman"/>
+          <w:sz w:val="24"/>
+          <w:szCs w:val="24"/>
+        </w:rPr>
+        <w:t>-</w:t>
+      </w:r>
+      <w:r>
+        <w:rPr>
+          <w:rFonts w:ascii="Times New Roman" w:hAnsi="Times New Roman" w:cs="Times New Roman"/>
+          <w:sz w:val="24"/>
+          <w:szCs w:val="24"/>
+        </w:rPr>
+        <w:t xml:space="preserve">514-6479 </w:t>
       </w:r>
     </w:p>
     <w:p>
@@ -83,30 +95,6 @@
           <w:szCs w:val="24"/>
         </w:rPr>
       </w:pPr>
-      <w:r>
-        <w:rPr>
-          <w:rFonts w:ascii="Times New Roman" w:hAnsi="Times New Roman" w:cs="Times New Roman"/>
-          <w:sz w:val="24"/>
-          <w:szCs w:val="24"/>
-        </w:rPr>
-        <w:t>(505)</w:t>
-      </w:r>
-      <w:r>
-        <w:rPr>
-          <w:rFonts w:ascii="Times New Roman" w:hAnsi="Times New Roman" w:cs="Times New Roman"/>
-          <w:sz w:val="24"/>
-          <w:szCs w:val="24"/>
-        </w:rPr>
-        <w:t>-</w:t>
-      </w:r>
-      <w:r>
-        <w:rPr>
-          <w:rFonts w:ascii="Times New Roman" w:hAnsi="Times New Roman" w:cs="Times New Roman"/>
-          <w:sz w:val="24"/>
-          <w:szCs w:val="24"/>
-        </w:rPr>
-        <w:t xml:space="preserve">514-6479 | </w:t>
-      </w:r>
       <w:hyperlink r:id="rId6" w:history="1">
         <w:r>
           <w:rPr>
@@ -136,6 +124,17 @@
           <w:szCs w:val="24"/>
         </w:rPr>
       </w:pPr>
+      <w:hyperlink r:id="rId7" w:history="1">
+        <w:r>
+          <w:rPr>
+            <w:rStyle w:val="Hyperlink"/>
+            <w:rFonts w:ascii="Times New Roman" w:hAnsi="Times New Roman" w:cs="Times New Roman"/>
+            <w:sz w:val="24"/>
+            <w:szCs w:val="24"/>
+          </w:rPr>
+          <w:t>https://www.linkedin.com/in/TimLopez22</w:t>
+        </w:r>
+      </w:hyperlink>
       <w:r>
         <w:rPr>
           <w:rStyle w:val="Hyperlink"/>
@@ -143,7 +142,7 @@
           <w:sz w:val="24"/>
           <w:szCs w:val="24"/>
         </w:rPr>
-        <w:t>https://tim-and-eric.com</w:t>
+        <w:t xml:space="preserve"> </w:t>
       </w:r>
     </w:p>
     <w:p>
@@ -156,6 +155,15 @@
           <w:u w:val="single"/>
         </w:rPr>
       </w:pPr>
+      <w:r>
+        <w:rPr>
+          <w:rStyle w:val="Hyperlink"/>
+          <w:rFonts w:ascii="Times New Roman" w:hAnsi="Times New Roman" w:cs="Times New Roman"/>
+          <w:sz w:val="24"/>
+          <w:szCs w:val="24"/>
+        </w:rPr>
+        <w:t>https://tryhackme.com/p/Timah158</w:t>
+      </w:r>
     </w:p>
     <w:p>
       <w:pPr>
@@ -270,7 +278,7 @@
                 <w:sz w:val="24"/>
                 <w:szCs w:val="24"/>
               </w:rPr>
-              <w:t>Python</w:t>
+              <w:t>WordPress</w:t>
             </w:r>
           </w:p>
         </w:tc>
@@ -295,34 +303,7 @@
                 <w:sz w:val="24"/>
                 <w:szCs w:val="24"/>
               </w:rPr>
-              <w:t>VM</w:t>
-            </w:r>
-            <w:r>
-              <w:rPr>
-                <w:rFonts w:ascii="Times New Roman" w:hAnsi="Times New Roman" w:cs="Times New Roman"/>
-                <w:bCs/>
-                <w:sz w:val="24"/>
-                <w:szCs w:val="24"/>
-              </w:rPr>
-              <w:t>W</w:t>
-            </w:r>
-            <w:r>
-              <w:rPr>
-                <w:rFonts w:ascii="Times New Roman" w:hAnsi="Times New Roman" w:cs="Times New Roman"/>
-                <w:bCs/>
-                <w:sz w:val="24"/>
-                <w:szCs w:val="24"/>
-              </w:rPr>
-              <w:t>are</w:t>
-            </w:r>
-            <w:r>
-              <w:rPr>
-                <w:rFonts w:ascii="Times New Roman" w:hAnsi="Times New Roman" w:cs="Times New Roman"/>
-                <w:bCs/>
-                <w:sz w:val="24"/>
-                <w:szCs w:val="24"/>
-              </w:rPr>
-              <w:t xml:space="preserve"> / VirtualBox</w:t>
+              <w:t>VMware</w:t>
             </w:r>
           </w:p>
           <w:p>
@@ -342,7 +323,7 @@
                 <w:sz w:val="24"/>
                 <w:szCs w:val="24"/>
               </w:rPr>
-              <w:t>Malware Analysis</w:t>
+              <w:t>Information Security</w:t>
             </w:r>
           </w:p>
           <w:p>
@@ -355,17 +336,15 @@
                 <w:szCs w:val="24"/>
               </w:rPr>
             </w:pPr>
-            <w:proofErr w:type="spellStart"/>
-            <w:r>
-              <w:rPr>
-                <w:rFonts w:ascii="Times New Roman" w:hAnsi="Times New Roman" w:cs="Times New Roman"/>
-                <w:bCs/>
-                <w:sz w:val="24"/>
-                <w:szCs w:val="24"/>
-              </w:rPr>
-              <w:t>pfSense</w:t>
-            </w:r>
-            <w:proofErr w:type="spellEnd"/>
+            <w:r>
+              <w:rPr>
+                <w:rFonts w:ascii="Times New Roman" w:hAnsi="Times New Roman" w:cs="Times New Roman"/>
+                <w:bCs/>
+                <w:sz w:val="24"/>
+                <w:szCs w:val="24"/>
+              </w:rPr>
+              <w:t>React</w:t>
+            </w:r>
           </w:p>
           <w:p>
             <w:pPr>
@@ -384,7 +363,7 @@
                 <w:sz w:val="24"/>
                 <w:szCs w:val="24"/>
               </w:rPr>
-              <w:t>React</w:t>
+              <w:t>HTML &amp; CSS</w:t>
             </w:r>
           </w:p>
         </w:tc>
@@ -409,16 +388,7 @@
                 <w:sz w:val="24"/>
                 <w:szCs w:val="24"/>
               </w:rPr>
-              <w:t xml:space="preserve">Windows </w:t>
-            </w:r>
-            <w:r>
-              <w:rPr>
-                <w:rFonts w:ascii="Times New Roman" w:hAnsi="Times New Roman" w:cs="Times New Roman"/>
-                <w:bCs/>
-                <w:sz w:val="24"/>
-                <w:szCs w:val="24"/>
-              </w:rPr>
-              <w:t>Server</w:t>
+              <w:t>Windows AD</w:t>
             </w:r>
           </w:p>
           <w:p>
@@ -460,15 +430,6 @@
               </w:rPr>
               <w:t>SQL</w:t>
             </w:r>
-            <w:r>
-              <w:rPr>
-                <w:rFonts w:ascii="Times New Roman" w:hAnsi="Times New Roman" w:cs="Times New Roman"/>
-                <w:bCs/>
-                <w:sz w:val="24"/>
-                <w:szCs w:val="24"/>
-              </w:rPr>
-              <w:t xml:space="preserve"> </w:t>
-            </w:r>
           </w:p>
           <w:p>
             <w:pPr>
@@ -487,7 +448,7 @@
                 <w:sz w:val="24"/>
                 <w:szCs w:val="24"/>
               </w:rPr>
-              <w:t>Cryptography</w:t>
+              <w:t xml:space="preserve">IT Support </w:t>
             </w:r>
           </w:p>
         </w:tc>
@@ -496,20 +457,29 @@
     <w:p>
       <w:pPr>
         <w:pStyle w:val="ResumeHeading"/>
+        <w:rPr>
+          <w:rFonts w:ascii="Times New Roman" w:hAnsi="Times New Roman" w:cs="Times New Roman"/>
+        </w:rPr>
       </w:pPr>
     </w:p>
     <w:p>
       <w:pPr>
         <w:pStyle w:val="ResumeHeading"/>
-      </w:pPr>
-      <w:r>
-        <w:t>Education</w:t>
+        <w:rPr>
+          <w:rFonts w:ascii="Times New Roman" w:hAnsi="Times New Roman" w:cs="Times New Roman"/>
+        </w:rPr>
+      </w:pPr>
+      <w:r>
+        <w:rPr>
+          <w:rFonts w:ascii="Times New Roman" w:hAnsi="Times New Roman" w:cs="Times New Roman"/>
+        </w:rPr>
+        <w:t>Professional Experience</w:t>
       </w:r>
     </w:p>
     <w:tbl>
       <w:tblPr>
         <w:tblStyle w:val="TableGrid"/>
-        <w:tblW w:w="10985" w:type="dxa"/>
+        <w:tblW w:w="10895" w:type="dxa"/>
         <w:tblInd w:w="-95" w:type="dxa"/>
         <w:tblBorders>
           <w:top w:val="none" w:sz="0" w:space="0" w:color="auto"/>
@@ -522,19 +492,19 @@
         <w:tblLook w:val="04A0" w:firstRow="1" w:lastRow="0" w:firstColumn="1" w:lastColumn="0" w:noHBand="0" w:noVBand="1"/>
       </w:tblPr>
       <w:tblGrid>
-        <w:gridCol w:w="4770"/>
-        <w:gridCol w:w="6215"/>
+        <w:gridCol w:w="4235"/>
+        <w:gridCol w:w="6660"/>
       </w:tblGrid>
       <w:tr>
         <w:tc>
           <w:tcPr>
-            <w:tcW w:w="4770" w:type="dxa"/>
-            <w:hideMark/>
+            <w:tcW w:w="4235" w:type="dxa"/>
           </w:tcPr>
           <w:p>
             <w:pPr>
               <w:rPr>
                 <w:rFonts w:ascii="Times New Roman" w:hAnsi="Times New Roman" w:cs="Times New Roman"/>
+                <w:bCs/>
                 <w:sz w:val="24"/>
                 <w:szCs w:val="24"/>
               </w:rPr>
@@ -542,35 +512,24 @@
             <w:r>
               <w:rPr>
                 <w:rFonts w:ascii="Times New Roman" w:hAnsi="Times New Roman" w:cs="Times New Roman"/>
-                <w:b/>
-                <w:bCs/>
-                <w:sz w:val="24"/>
-                <w:szCs w:val="24"/>
-              </w:rPr>
-              <w:t>Grand Canyon University</w:t>
-            </w:r>
-            <w:r>
-              <w:rPr>
-                <w:rFonts w:ascii="Times New Roman" w:hAnsi="Times New Roman" w:cs="Times New Roman"/>
-                <w:sz w:val="24"/>
-                <w:szCs w:val="24"/>
-              </w:rPr>
-              <w:t xml:space="preserve"> – Phoenix, AZ</w:t>
+                <w:bCs/>
+                <w:sz w:val="24"/>
+                <w:szCs w:val="24"/>
+              </w:rPr>
+              <w:t>Black Hat</w:t>
             </w:r>
           </w:p>
         </w:tc>
         <w:tc>
           <w:tcPr>
-            <w:tcW w:w="6215" w:type="dxa"/>
-            <w:hideMark/>
+            <w:tcW w:w="6660" w:type="dxa"/>
           </w:tcPr>
           <w:p>
             <w:pPr>
-              <w:pStyle w:val="resumedate0"/>
-              <w:rPr>
-                <w:rFonts w:ascii="Times New Roman" w:hAnsi="Times New Roman" w:cs="Times New Roman"/>
-                <w:b w:val="0"/>
-                <w:bCs/>
+              <w:jc w:val="right"/>
+              <w:rPr>
+                <w:rFonts w:ascii="Times New Roman" w:hAnsi="Times New Roman" w:cs="Times New Roman"/>
+                <w:b/>
                 <w:sz w:val="24"/>
                 <w:szCs w:val="24"/>
               </w:rPr>
@@ -578,22 +537,42 @@
             <w:r>
               <w:rPr>
                 <w:rFonts w:ascii="Times New Roman" w:hAnsi="Times New Roman" w:cs="Times New Roman"/>
-                <w:b w:val="0"/>
-                <w:bCs/>
-                <w:sz w:val="24"/>
-                <w:szCs w:val="24"/>
-              </w:rPr>
-              <w:t>May</w:t>
-            </w:r>
-            <w:r>
-              <w:rPr>
-                <w:rFonts w:ascii="Times New Roman" w:hAnsi="Times New Roman" w:cs="Times New Roman"/>
-                <w:b w:val="0"/>
-                <w:bCs/>
-                <w:sz w:val="24"/>
-                <w:szCs w:val="24"/>
-              </w:rPr>
-              <w:t xml:space="preserve"> 2024</w:t>
+                <w:sz w:val="24"/>
+                <w:szCs w:val="24"/>
+              </w:rPr>
+              <w:t>August 20</w:t>
+            </w:r>
+            <w:r>
+              <w:rPr>
+                <w:rFonts w:ascii="Times New Roman" w:hAnsi="Times New Roman" w:cs="Times New Roman"/>
+                <w:sz w:val="24"/>
+                <w:szCs w:val="24"/>
+              </w:rPr>
+              <w:t>21</w:t>
+            </w:r>
+            <w:r>
+              <w:rPr>
+                <w:rFonts w:ascii="Times New Roman" w:hAnsi="Times New Roman" w:cs="Times New Roman"/>
+                <w:sz w:val="24"/>
+                <w:szCs w:val="24"/>
+              </w:rPr>
+              <w:t xml:space="preserve"> </w:t>
+            </w:r>
+            <w:r>
+              <w:rPr>
+                <w:rFonts w:ascii="Times New Roman" w:hAnsi="Times New Roman" w:cs="Times New Roman"/>
+                <w:sz w:val="24"/>
+                <w:szCs w:val="24"/>
+              </w:rPr>
+              <w:t xml:space="preserve">&amp; </w:t>
+            </w:r>
+            <w:r>
+              <w:rPr>
+                <w:rFonts w:ascii="Times New Roman" w:hAnsi="Times New Roman" w:cs="Times New Roman"/>
+                <w:sz w:val="24"/>
+                <w:szCs w:val="24"/>
+              </w:rPr>
+              <w:t>August 2022</w:t>
             </w:r>
           </w:p>
         </w:tc>
@@ -603,6 +582,7 @@
       <w:pPr>
         <w:rPr>
           <w:rFonts w:ascii="Times New Roman" w:hAnsi="Times New Roman" w:cs="Times New Roman"/>
+          <w:bCs/>
           <w:i/>
           <w:iCs/>
           <w:sz w:val="24"/>
@@ -612,141 +592,75 @@
       <w:r>
         <w:rPr>
           <w:rFonts w:ascii="Times New Roman" w:hAnsi="Times New Roman" w:cs="Times New Roman"/>
+          <w:bCs/>
           <w:i/>
           <w:iCs/>
           <w:sz w:val="24"/>
           <w:szCs w:val="24"/>
         </w:rPr>
-        <w:t>Master of Science in Cybersecurity</w:t>
-      </w:r>
-    </w:p>
-    <w:p>
-      <w:pPr>
-        <w:rPr>
-          <w:rFonts w:ascii="Times New Roman" w:hAnsi="Times New Roman" w:cs="Times New Roman"/>
-          <w:i/>
-          <w:iCs/>
-          <w:sz w:val="24"/>
-          <w:szCs w:val="24"/>
-        </w:rPr>
-      </w:pPr>
-    </w:p>
-    <w:tbl>
-      <w:tblPr>
-        <w:tblStyle w:val="TableGrid"/>
-        <w:tblW w:w="0" w:type="auto"/>
-        <w:tblInd w:w="-95" w:type="dxa"/>
-        <w:tblBorders>
-          <w:top w:val="none" w:sz="0" w:space="0" w:color="auto"/>
-          <w:left w:val="none" w:sz="0" w:space="0" w:color="auto"/>
-          <w:bottom w:val="none" w:sz="0" w:space="0" w:color="auto"/>
-          <w:right w:val="none" w:sz="0" w:space="0" w:color="auto"/>
-          <w:insideH w:val="none" w:sz="0" w:space="0" w:color="auto"/>
-          <w:insideV w:val="none" w:sz="0" w:space="0" w:color="auto"/>
-        </w:tblBorders>
-        <w:tblLook w:val="04A0" w:firstRow="1" w:lastRow="0" w:firstColumn="1" w:lastColumn="0" w:noHBand="0" w:noVBand="1"/>
-      </w:tblPr>
-      <w:tblGrid>
-        <w:gridCol w:w="4770"/>
-        <w:gridCol w:w="6125"/>
-      </w:tblGrid>
-      <w:tr>
-        <w:tc>
-          <w:tcPr>
-            <w:tcW w:w="4770" w:type="dxa"/>
-            <w:hideMark/>
-          </w:tcPr>
-          <w:p>
-            <w:pPr>
-              <w:rPr>
-                <w:rFonts w:ascii="Times New Roman" w:hAnsi="Times New Roman" w:cs="Times New Roman"/>
-                <w:sz w:val="24"/>
-                <w:szCs w:val="24"/>
-              </w:rPr>
-            </w:pPr>
-            <w:r>
-              <w:rPr>
-                <w:rFonts w:ascii="Times New Roman" w:hAnsi="Times New Roman" w:cs="Times New Roman"/>
-                <w:b/>
-                <w:bCs/>
-                <w:sz w:val="24"/>
-                <w:szCs w:val="24"/>
-              </w:rPr>
-              <w:t>Grand Canyon University</w:t>
-            </w:r>
-            <w:r>
-              <w:rPr>
-                <w:rFonts w:ascii="Times New Roman" w:hAnsi="Times New Roman" w:cs="Times New Roman"/>
-                <w:sz w:val="24"/>
-                <w:szCs w:val="24"/>
-              </w:rPr>
-              <w:t xml:space="preserve"> – Phoenix, AZ</w:t>
-            </w:r>
-          </w:p>
-        </w:tc>
-        <w:tc>
-          <w:tcPr>
-            <w:tcW w:w="6125" w:type="dxa"/>
-            <w:hideMark/>
-          </w:tcPr>
-          <w:p>
-            <w:pPr>
-              <w:pStyle w:val="resumedate0"/>
-              <w:rPr>
-                <w:rFonts w:ascii="Times New Roman" w:hAnsi="Times New Roman" w:cs="Times New Roman"/>
-                <w:b w:val="0"/>
-                <w:bCs/>
-                <w:sz w:val="24"/>
-                <w:szCs w:val="24"/>
-              </w:rPr>
-            </w:pPr>
-            <w:r>
-              <w:rPr>
-                <w:rFonts w:ascii="Times New Roman" w:hAnsi="Times New Roman" w:cs="Times New Roman"/>
-                <w:b w:val="0"/>
-                <w:bCs/>
-                <w:sz w:val="24"/>
-                <w:szCs w:val="24"/>
-              </w:rPr>
-              <w:t>May 2022</w:t>
-            </w:r>
-          </w:p>
-        </w:tc>
-      </w:tr>
-    </w:tbl>
-    <w:p>
-      <w:pPr>
-        <w:rPr>
-          <w:rFonts w:ascii="Times New Roman" w:hAnsi="Times New Roman" w:cs="Times New Roman"/>
-          <w:i/>
-          <w:iCs/>
-          <w:sz w:val="24"/>
-          <w:szCs w:val="24"/>
-        </w:rPr>
-      </w:pPr>
-      <w:r>
-        <w:rPr>
-          <w:rFonts w:ascii="Times New Roman" w:hAnsi="Times New Roman" w:cs="Times New Roman"/>
-          <w:i/>
-          <w:iCs/>
-          <w:sz w:val="24"/>
-          <w:szCs w:val="24"/>
-        </w:rPr>
-        <w:t>Bachelor of Science in Information Technology</w:t>
-      </w:r>
-    </w:p>
-    <w:p>
-      <w:pPr>
-        <w:pStyle w:val="ResumeHeading"/>
-      </w:pPr>
-    </w:p>
-    <w:p>
-      <w:pPr>
-        <w:pStyle w:val="ResumeHeading"/>
-      </w:pPr>
-      <w:r>
-        <w:t>Professional Experience</w:t>
-      </w:r>
+        <w:t>Conference Associate</w:t>
+      </w:r>
+    </w:p>
+    <w:p>
+      <w:pPr>
+        <w:pStyle w:val="ListParagraph"/>
+        <w:numPr>
+          <w:ilvl w:val="0"/>
+          <w:numId w:val="3"/>
+        </w:numPr>
+        <w:rPr>
+          <w:rFonts w:ascii="Times New Roman" w:hAnsi="Times New Roman" w:cs="Times New Roman"/>
+          <w:bCs/>
+          <w:sz w:val="24"/>
+          <w:szCs w:val="24"/>
+        </w:rPr>
+      </w:pPr>
+      <w:r>
+        <w:rPr>
+          <w:rFonts w:ascii="Times New Roman" w:hAnsi="Times New Roman" w:cs="Times New Roman"/>
+          <w:bCs/>
+          <w:sz w:val="24"/>
+          <w:szCs w:val="24"/>
+        </w:rPr>
+        <w:t>Assisted with providing customer service</w:t>
+      </w:r>
+      <w:r>
+        <w:rPr>
+          <w:rFonts w:ascii="Times New Roman" w:hAnsi="Times New Roman" w:cs="Times New Roman"/>
+          <w:bCs/>
+          <w:sz w:val="24"/>
+          <w:szCs w:val="24"/>
+        </w:rPr>
+        <w:t xml:space="preserve"> to guests and provide crowd control for </w:t>
+      </w:r>
+      <w:r>
+        <w:rPr>
+          <w:rFonts w:ascii="Times New Roman" w:hAnsi="Times New Roman" w:cs="Times New Roman"/>
+          <w:bCs/>
+          <w:sz w:val="24"/>
+          <w:szCs w:val="24"/>
+        </w:rPr>
+        <w:t>conference</w:t>
+      </w:r>
+      <w:r>
+        <w:rPr>
+          <w:rFonts w:ascii="Times New Roman" w:hAnsi="Times New Roman" w:cs="Times New Roman"/>
+          <w:bCs/>
+          <w:sz w:val="24"/>
+          <w:szCs w:val="24"/>
+        </w:rPr>
+        <w:t>.</w:t>
+      </w:r>
+    </w:p>
+    <w:p>
+      <w:pPr>
+        <w:rPr>
+          <w:rFonts w:ascii="Times New Roman" w:hAnsi="Times New Roman" w:cs="Times New Roman"/>
+          <w:bCs/>
+          <w:sz w:val="24"/>
+          <w:szCs w:val="24"/>
+        </w:rPr>
+      </w:pPr>
     </w:p>
     <w:tbl>
       <w:tblPr>
@@ -779,7 +693,7 @@
             <w:pPr>
               <w:rPr>
                 <w:rFonts w:ascii="Times New Roman" w:hAnsi="Times New Roman" w:cs="Times New Roman"/>
-                <w:b/>
+                <w:bCs/>
                 <w:sz w:val="24"/>
                 <w:szCs w:val="24"/>
               </w:rPr>
@@ -787,7 +701,7 @@
             <w:r>
               <w:rPr>
                 <w:rFonts w:ascii="Times New Roman" w:hAnsi="Times New Roman" w:cs="Times New Roman"/>
-                <w:b/>
+                <w:bCs/>
                 <w:sz w:val="24"/>
                 <w:szCs w:val="24"/>
               </w:rPr>
@@ -825,6 +739,7 @@
       <w:pPr>
         <w:rPr>
           <w:rFonts w:ascii="Times New Roman" w:hAnsi="Times New Roman" w:cs="Times New Roman"/>
+          <w:bCs/>
           <w:i/>
           <w:iCs/>
           <w:sz w:val="24"/>
@@ -834,12 +749,46 @@
       <w:r>
         <w:rPr>
           <w:rFonts w:ascii="Times New Roman" w:hAnsi="Times New Roman" w:cs="Times New Roman"/>
+          <w:bCs/>
           <w:i/>
           <w:iCs/>
           <w:sz w:val="24"/>
           <w:szCs w:val="24"/>
         </w:rPr>
-        <w:t>Technical Support Specialist II</w:t>
+        <w:t xml:space="preserve">IT Call Technician </w:t>
+      </w:r>
+      <w:r>
+        <w:rPr>
+          <w:rFonts w:ascii="Times New Roman" w:hAnsi="Times New Roman" w:cs="Times New Roman"/>
+          <w:bCs/>
+          <w:i/>
+          <w:iCs/>
+          <w:sz w:val="24"/>
+          <w:szCs w:val="24"/>
+        </w:rPr>
+        <w:t xml:space="preserve">&amp; </w:t>
+      </w:r>
+      <w:r>
+        <w:rPr>
+          <w:rFonts w:ascii="Times New Roman" w:hAnsi="Times New Roman" w:cs="Times New Roman"/>
+          <w:bCs/>
+          <w:i/>
+          <w:iCs/>
+          <w:sz w:val="24"/>
+          <w:szCs w:val="24"/>
+        </w:rPr>
+        <w:t xml:space="preserve">Front-end </w:t>
+      </w:r>
+      <w:r>
+        <w:rPr>
+          <w:rFonts w:ascii="Times New Roman" w:hAnsi="Times New Roman" w:cs="Times New Roman"/>
+          <w:bCs/>
+          <w:i/>
+          <w:iCs/>
+          <w:sz w:val="24"/>
+          <w:szCs w:val="24"/>
+        </w:rPr>
+        <w:t>Developer</w:t>
       </w:r>
     </w:p>
     <w:p>
@@ -847,21 +796,23 @@
         <w:pStyle w:val="ListParagraph"/>
         <w:numPr>
           <w:ilvl w:val="0"/>
-          <w:numId w:val="4"/>
+          <w:numId w:val="2"/>
         </w:numPr>
         <w:rPr>
           <w:rFonts w:ascii="Times New Roman" w:hAnsi="Times New Roman" w:cs="Times New Roman"/>
-          <w:sz w:val="24"/>
-          <w:szCs w:val="24"/>
-        </w:rPr>
-      </w:pPr>
-      <w:r>
-        <w:rPr>
-          <w:rFonts w:ascii="Times New Roman" w:hAnsi="Times New Roman" w:cs="Times New Roman"/>
-          <w:sz w:val="24"/>
-          <w:szCs w:val="24"/>
-        </w:rPr>
-        <w:t>Performed quality assurance by monitoring and grading calls.</w:t>
+          <w:bCs/>
+          <w:sz w:val="24"/>
+          <w:szCs w:val="24"/>
+        </w:rPr>
+      </w:pPr>
+      <w:r>
+        <w:rPr>
+          <w:rFonts w:ascii="Times New Roman" w:hAnsi="Times New Roman" w:cs="Times New Roman"/>
+          <w:bCs/>
+          <w:sz w:val="24"/>
+          <w:szCs w:val="24"/>
+        </w:rPr>
+        <w:t xml:space="preserve">Developed and maintained internal web applications using JavaScript, HTML, and CSS. </w:t>
       </w:r>
     </w:p>
     <w:p>
@@ -869,21 +820,32 @@
         <w:pStyle w:val="ListParagraph"/>
         <w:numPr>
           <w:ilvl w:val="0"/>
-          <w:numId w:val="4"/>
+          <w:numId w:val="2"/>
         </w:numPr>
         <w:rPr>
           <w:rFonts w:ascii="Times New Roman" w:hAnsi="Times New Roman" w:cs="Times New Roman"/>
-          <w:sz w:val="24"/>
-          <w:szCs w:val="24"/>
-        </w:rPr>
-      </w:pPr>
-      <w:r>
-        <w:rPr>
-          <w:rFonts w:ascii="Times New Roman" w:hAnsi="Times New Roman" w:cs="Times New Roman"/>
-          <w:sz w:val="24"/>
-          <w:szCs w:val="24"/>
-        </w:rPr>
-        <w:t>Developed and maintained internal web applications.</w:t>
+          <w:bCs/>
+          <w:sz w:val="24"/>
+          <w:szCs w:val="24"/>
+        </w:rPr>
+      </w:pPr>
+      <w:r>
+        <w:rPr>
+          <w:rFonts w:ascii="Times New Roman" w:hAnsi="Times New Roman" w:cs="Times New Roman"/>
+          <w:bCs/>
+          <w:sz w:val="24"/>
+          <w:szCs w:val="24"/>
+        </w:rPr>
+        <w:t>Maintained</w:t>
+      </w:r>
+      <w:r>
+        <w:rPr>
+          <w:rFonts w:ascii="Times New Roman" w:hAnsi="Times New Roman" w:cs="Times New Roman"/>
+          <w:bCs/>
+          <w:sz w:val="24"/>
+          <w:szCs w:val="24"/>
+        </w:rPr>
+        <w:t xml:space="preserve"> quality assurance by monitoring and grading calls.</w:t>
       </w:r>
     </w:p>
     <w:p>
@@ -891,87 +853,71 @@
         <w:pStyle w:val="ListParagraph"/>
         <w:numPr>
           <w:ilvl w:val="0"/>
-          <w:numId w:val="4"/>
+          <w:numId w:val="2"/>
         </w:numPr>
         <w:rPr>
           <w:rFonts w:ascii="Times New Roman" w:hAnsi="Times New Roman" w:cs="Times New Roman"/>
-          <w:sz w:val="24"/>
-          <w:szCs w:val="24"/>
-        </w:rPr>
-      </w:pPr>
-      <w:r>
-        <w:rPr>
-          <w:rFonts w:ascii="Times New Roman" w:hAnsi="Times New Roman" w:cs="Times New Roman"/>
-          <w:sz w:val="24"/>
-          <w:szCs w:val="24"/>
-        </w:rPr>
-        <w:t>Utilized Active Directory to update user accounts.</w:t>
-      </w:r>
-    </w:p>
-    <w:p>
-      <w:pPr>
-        <w:pStyle w:val="ListParagraph"/>
-        <w:numPr>
-          <w:ilvl w:val="0"/>
-          <w:numId w:val="4"/>
-        </w:numPr>
-        <w:rPr>
-          <w:rFonts w:ascii="Times New Roman" w:hAnsi="Times New Roman" w:cs="Times New Roman"/>
-          <w:sz w:val="24"/>
-          <w:szCs w:val="24"/>
-        </w:rPr>
-      </w:pPr>
-      <w:r>
-        <w:rPr>
-          <w:rFonts w:ascii="Times New Roman" w:hAnsi="Times New Roman" w:cs="Times New Roman"/>
-          <w:sz w:val="24"/>
-          <w:szCs w:val="24"/>
-        </w:rPr>
-        <w:t>P</w:t>
-      </w:r>
-      <w:r>
-        <w:rPr>
-          <w:rFonts w:ascii="Times New Roman" w:hAnsi="Times New Roman" w:cs="Times New Roman"/>
-          <w:sz w:val="24"/>
-          <w:szCs w:val="24"/>
-        </w:rPr>
-        <w:t>er</w:t>
-      </w:r>
-      <w:r>
-        <w:rPr>
-          <w:rFonts w:ascii="Times New Roman" w:hAnsi="Times New Roman" w:cs="Times New Roman"/>
-          <w:sz w:val="24"/>
-          <w:szCs w:val="24"/>
-        </w:rPr>
-        <w:t>formed escalation routing to other departments.</w:t>
-      </w:r>
-    </w:p>
-    <w:p>
-      <w:pPr>
-        <w:pStyle w:val="ListParagraph"/>
-        <w:numPr>
-          <w:ilvl w:val="0"/>
-          <w:numId w:val="4"/>
-        </w:numPr>
-        <w:rPr>
-          <w:rFonts w:ascii="Times New Roman" w:hAnsi="Times New Roman" w:cs="Times New Roman"/>
-          <w:sz w:val="24"/>
-          <w:szCs w:val="24"/>
-        </w:rPr>
-      </w:pPr>
-      <w:r>
-        <w:rPr>
-          <w:rFonts w:ascii="Times New Roman" w:hAnsi="Times New Roman" w:cs="Times New Roman"/>
-          <w:sz w:val="24"/>
-          <w:szCs w:val="24"/>
-        </w:rPr>
-        <w:t>Exceeded call goals and maintained caller satisfaction.</w:t>
+          <w:bCs/>
+          <w:sz w:val="24"/>
+          <w:szCs w:val="24"/>
+        </w:rPr>
+      </w:pPr>
+      <w:r>
+        <w:rPr>
+          <w:rFonts w:ascii="Times New Roman" w:hAnsi="Times New Roman" w:cs="Times New Roman"/>
+          <w:bCs/>
+          <w:sz w:val="24"/>
+          <w:szCs w:val="24"/>
+        </w:rPr>
+        <w:t xml:space="preserve">Assisted callers </w:t>
+      </w:r>
+      <w:r>
+        <w:rPr>
+          <w:rFonts w:ascii="Times New Roman" w:hAnsi="Times New Roman" w:cs="Times New Roman"/>
+          <w:bCs/>
+          <w:sz w:val="24"/>
+          <w:szCs w:val="24"/>
+        </w:rPr>
+        <w:t>by providing support over phone calls</w:t>
+      </w:r>
+      <w:r>
+        <w:rPr>
+          <w:rFonts w:ascii="Times New Roman" w:hAnsi="Times New Roman" w:cs="Times New Roman"/>
+          <w:bCs/>
+          <w:sz w:val="24"/>
+          <w:szCs w:val="24"/>
+        </w:rPr>
+        <w:t>.</w:t>
+      </w:r>
+    </w:p>
+    <w:p>
+      <w:pPr>
+        <w:rPr>
+          <w:rFonts w:ascii="Times New Roman" w:hAnsi="Times New Roman" w:cs="Times New Roman"/>
+          <w:bCs/>
+          <w:sz w:val="24"/>
+          <w:szCs w:val="24"/>
+        </w:rPr>
+      </w:pPr>
+    </w:p>
+    <w:p>
+      <w:pPr>
+        <w:pStyle w:val="ResumeHeading"/>
+        <w:rPr>
+          <w:rFonts w:ascii="Times New Roman" w:hAnsi="Times New Roman" w:cs="Times New Roman"/>
+        </w:rPr>
+      </w:pPr>
+      <w:r>
+        <w:rPr>
+          <w:rFonts w:ascii="Times New Roman" w:hAnsi="Times New Roman" w:cs="Times New Roman"/>
+        </w:rPr>
+        <w:t>Volunteer Experience</w:t>
       </w:r>
     </w:p>
     <w:tbl>
       <w:tblPr>
         <w:tblStyle w:val="TableGrid"/>
-        <w:tblW w:w="10985" w:type="dxa"/>
+        <w:tblW w:w="10895" w:type="dxa"/>
         <w:tblInd w:w="-95" w:type="dxa"/>
         <w:tblBorders>
           <w:top w:val="none" w:sz="0" w:space="0" w:color="auto"/>
@@ -984,47 +930,37 @@
         <w:tblLook w:val="04A0" w:firstRow="1" w:lastRow="0" w:firstColumn="1" w:lastColumn="0" w:noHBand="0" w:noVBand="1"/>
       </w:tblPr>
       <w:tblGrid>
-        <w:gridCol w:w="4235"/>
-        <w:gridCol w:w="6750"/>
+        <w:gridCol w:w="6035"/>
+        <w:gridCol w:w="4860"/>
       </w:tblGrid>
       <w:tr>
         <w:tc>
           <w:tcPr>
-            <w:tcW w:w="4235" w:type="dxa"/>
+            <w:tcW w:w="6035" w:type="dxa"/>
           </w:tcPr>
           <w:p>
             <w:pPr>
               <w:rPr>
                 <w:rFonts w:ascii="Times New Roman" w:hAnsi="Times New Roman" w:cs="Times New Roman"/>
-                <w:b/>
+                <w:bCs/>
                 <w:sz w:val="24"/>
                 <w:szCs w:val="24"/>
               </w:rPr>
             </w:pPr>
-          </w:p>
-          <w:p>
-            <w:pPr>
-              <w:rPr>
-                <w:rFonts w:ascii="Times New Roman" w:hAnsi="Times New Roman" w:cs="Times New Roman"/>
-                <w:b/>
-                <w:sz w:val="24"/>
-                <w:szCs w:val="24"/>
-              </w:rPr>
-            </w:pPr>
-            <w:r>
-              <w:rPr>
-                <w:rFonts w:ascii="Times New Roman" w:hAnsi="Times New Roman" w:cs="Times New Roman"/>
-                <w:b/>
-                <w:sz w:val="24"/>
-                <w:szCs w:val="24"/>
-              </w:rPr>
-              <w:t>Black Hat</w:t>
+            <w:r>
+              <w:rPr>
+                <w:rFonts w:ascii="Times New Roman" w:hAnsi="Times New Roman" w:cs="Times New Roman"/>
+                <w:bCs/>
+                <w:sz w:val="24"/>
+                <w:szCs w:val="24"/>
+              </w:rPr>
+              <w:t>Western Regional Collegiate Cyber Defense Competition</w:t>
             </w:r>
           </w:p>
         </w:tc>
         <w:tc>
           <w:tcPr>
-            <w:tcW w:w="6750" w:type="dxa"/>
+            <w:tcW w:w="4860" w:type="dxa"/>
           </w:tcPr>
           <w:p>
             <w:pPr>
@@ -1042,7 +978,7 @@
                 <w:sz w:val="24"/>
                 <w:szCs w:val="24"/>
               </w:rPr>
-              <w:t>August 2021 &amp; August 2022</w:t>
+              <w:t>September 2021 – March 2022</w:t>
             </w:r>
           </w:p>
         </w:tc>
@@ -1068,7 +1004,7 @@
           <w:sz w:val="24"/>
           <w:szCs w:val="24"/>
         </w:rPr>
-        <w:t>Conference Associate</w:t>
+        <w:t>Team Captain</w:t>
       </w:r>
     </w:p>
     <w:p>
@@ -1092,16 +1028,136 @@
           <w:sz w:val="24"/>
           <w:szCs w:val="24"/>
         </w:rPr>
-        <w:t>Assisted with providing customer service</w:t>
-      </w:r>
-      <w:r>
-        <w:rPr>
-          <w:rFonts w:ascii="Times New Roman" w:hAnsi="Times New Roman" w:cs="Times New Roman"/>
-          <w:bCs/>
-          <w:sz w:val="24"/>
-          <w:szCs w:val="24"/>
-        </w:rPr>
-        <w:t xml:space="preserve"> to guests and provided crowd control for the conference</w:t>
+        <w:t xml:space="preserve">Utilized team management skills </w:t>
+      </w:r>
+      <w:r>
+        <w:rPr>
+          <w:rFonts w:ascii="Times New Roman" w:hAnsi="Times New Roman" w:cs="Times New Roman"/>
+          <w:bCs/>
+          <w:sz w:val="24"/>
+          <w:szCs w:val="24"/>
+        </w:rPr>
+        <w:t>to secure a</w:t>
+      </w:r>
+      <w:r>
+        <w:rPr>
+          <w:rFonts w:ascii="Times New Roman" w:hAnsi="Times New Roman" w:cs="Times New Roman"/>
+          <w:bCs/>
+          <w:sz w:val="24"/>
+          <w:szCs w:val="24"/>
+        </w:rPr>
+        <w:t xml:space="preserve"> simulated corporate network.</w:t>
+      </w:r>
+    </w:p>
+    <w:p>
+      <w:pPr>
+        <w:pStyle w:val="ListParagraph"/>
+        <w:numPr>
+          <w:ilvl w:val="0"/>
+          <w:numId w:val="3"/>
+        </w:numPr>
+        <w:rPr>
+          <w:rFonts w:ascii="Times New Roman" w:hAnsi="Times New Roman" w:cs="Times New Roman"/>
+          <w:bCs/>
+          <w:sz w:val="24"/>
+          <w:szCs w:val="24"/>
+        </w:rPr>
+      </w:pPr>
+      <w:r>
+        <w:rPr>
+          <w:rFonts w:ascii="Times New Roman" w:hAnsi="Times New Roman" w:cs="Times New Roman"/>
+          <w:bCs/>
+          <w:sz w:val="24"/>
+          <w:szCs w:val="24"/>
+        </w:rPr>
+        <w:t>Preformed</w:t>
+      </w:r>
+      <w:r>
+        <w:rPr>
+          <w:rFonts w:ascii="Times New Roman" w:hAnsi="Times New Roman" w:cs="Times New Roman"/>
+          <w:bCs/>
+          <w:sz w:val="24"/>
+          <w:szCs w:val="24"/>
+        </w:rPr>
+        <w:t xml:space="preserve"> host</w:t>
+      </w:r>
+      <w:r>
+        <w:rPr>
+          <w:rFonts w:ascii="Times New Roman" w:hAnsi="Times New Roman" w:cs="Times New Roman"/>
+          <w:bCs/>
+          <w:sz w:val="24"/>
+          <w:szCs w:val="24"/>
+        </w:rPr>
+        <w:t xml:space="preserve"> hardening on vulnerable systems.</w:t>
+      </w:r>
+    </w:p>
+    <w:p>
+      <w:pPr>
+        <w:pStyle w:val="ListParagraph"/>
+        <w:numPr>
+          <w:ilvl w:val="0"/>
+          <w:numId w:val="3"/>
+        </w:numPr>
+        <w:rPr>
+          <w:rFonts w:ascii="Times New Roman" w:hAnsi="Times New Roman" w:cs="Times New Roman"/>
+          <w:bCs/>
+          <w:sz w:val="24"/>
+          <w:szCs w:val="24"/>
+        </w:rPr>
+      </w:pPr>
+      <w:r>
+        <w:rPr>
+          <w:rFonts w:ascii="Times New Roman" w:hAnsi="Times New Roman" w:cs="Times New Roman"/>
+          <w:bCs/>
+          <w:sz w:val="24"/>
+          <w:szCs w:val="24"/>
+        </w:rPr>
+        <w:t>Monitored and responded to</w:t>
+      </w:r>
+      <w:r>
+        <w:rPr>
+          <w:rFonts w:ascii="Times New Roman" w:hAnsi="Times New Roman" w:cs="Times New Roman"/>
+          <w:bCs/>
+          <w:sz w:val="24"/>
+          <w:szCs w:val="24"/>
+        </w:rPr>
+        <w:t xml:space="preserve"> simulated</w:t>
+      </w:r>
+      <w:r>
+        <w:rPr>
+          <w:rFonts w:ascii="Times New Roman" w:hAnsi="Times New Roman" w:cs="Times New Roman"/>
+          <w:bCs/>
+          <w:sz w:val="24"/>
+          <w:szCs w:val="24"/>
+        </w:rPr>
+        <w:t xml:space="preserve"> </w:t>
+      </w:r>
+      <w:r>
+        <w:rPr>
+          <w:rFonts w:ascii="Times New Roman" w:hAnsi="Times New Roman" w:cs="Times New Roman"/>
+          <w:bCs/>
+          <w:sz w:val="24"/>
+          <w:szCs w:val="24"/>
+        </w:rPr>
+        <w:t>cyber</w:t>
+      </w:r>
+      <w:r>
+        <w:rPr>
+          <w:rFonts w:ascii="Times New Roman" w:hAnsi="Times New Roman" w:cs="Times New Roman"/>
+          <w:bCs/>
+          <w:sz w:val="24"/>
+          <w:szCs w:val="24"/>
+        </w:rPr>
+        <w:t>-</w:t>
+      </w:r>
+      <w:r>
+        <w:rPr>
+          <w:rFonts w:ascii="Times New Roman" w:hAnsi="Times New Roman" w:cs="Times New Roman"/>
+          <w:bCs/>
+          <w:sz w:val="24"/>
+          <w:szCs w:val="24"/>
+        </w:rPr>
+        <w:t>attacks</w:t>
       </w:r>
       <w:r>
         <w:rPr>
@@ -1115,9 +1171,230 @@
     </w:p>
     <w:p>
       <w:pPr>
+        <w:rPr>
+          <w:rFonts w:ascii="Times New Roman" w:hAnsi="Times New Roman" w:cs="Times New Roman"/>
+          <w:bCs/>
+          <w:sz w:val="24"/>
+          <w:szCs w:val="24"/>
+        </w:rPr>
+      </w:pPr>
+    </w:p>
+    <w:tbl>
+      <w:tblPr>
+        <w:tblStyle w:val="TableGrid"/>
+        <w:tblW w:w="0" w:type="auto"/>
+        <w:tblInd w:w="-95" w:type="dxa"/>
+        <w:tblBorders>
+          <w:top w:val="none" w:sz="0" w:space="0" w:color="auto"/>
+          <w:left w:val="none" w:sz="0" w:space="0" w:color="auto"/>
+          <w:bottom w:val="none" w:sz="0" w:space="0" w:color="auto"/>
+          <w:right w:val="none" w:sz="0" w:space="0" w:color="auto"/>
+          <w:insideH w:val="none" w:sz="0" w:space="0" w:color="auto"/>
+          <w:insideV w:val="none" w:sz="0" w:space="0" w:color="auto"/>
+        </w:tblBorders>
+        <w:tblLook w:val="04A0" w:firstRow="1" w:lastRow="0" w:firstColumn="1" w:lastColumn="0" w:noHBand="0" w:noVBand="1"/>
+      </w:tblPr>
+      <w:tblGrid>
+        <w:gridCol w:w="4140"/>
+        <w:gridCol w:w="6755"/>
+      </w:tblGrid>
+      <w:tr>
+        <w:tc>
+          <w:tcPr>
+            <w:tcW w:w="4140" w:type="dxa"/>
+          </w:tcPr>
+          <w:p>
+            <w:pPr>
+              <w:rPr>
+                <w:rFonts w:ascii="Times New Roman" w:hAnsi="Times New Roman" w:cs="Times New Roman"/>
+                <w:bCs/>
+                <w:sz w:val="24"/>
+                <w:szCs w:val="24"/>
+              </w:rPr>
+            </w:pPr>
+            <w:r>
+              <w:rPr>
+                <w:rFonts w:ascii="Times New Roman" w:hAnsi="Times New Roman" w:cs="Times New Roman"/>
+                <w:bCs/>
+                <w:sz w:val="24"/>
+                <w:szCs w:val="24"/>
+              </w:rPr>
+              <w:t xml:space="preserve">Capstone Project – Phish4Education </w:t>
+            </w:r>
+          </w:p>
+        </w:tc>
+        <w:tc>
+          <w:tcPr>
+            <w:tcW w:w="6755" w:type="dxa"/>
+          </w:tcPr>
+          <w:p>
+            <w:pPr>
+              <w:jc w:val="right"/>
+              <w:rPr>
+                <w:rFonts w:ascii="Times New Roman" w:hAnsi="Times New Roman" w:cs="Times New Roman"/>
+                <w:b/>
+                <w:sz w:val="24"/>
+                <w:szCs w:val="24"/>
+              </w:rPr>
+            </w:pPr>
+            <w:r>
+              <w:rPr>
+                <w:rFonts w:ascii="Times New Roman" w:hAnsi="Times New Roman" w:cs="Times New Roman"/>
+                <w:sz w:val="24"/>
+                <w:szCs w:val="24"/>
+              </w:rPr>
+              <w:t xml:space="preserve">January </w:t>
+            </w:r>
+            <w:r>
+              <w:rPr>
+                <w:rFonts w:ascii="Times New Roman" w:hAnsi="Times New Roman" w:cs="Times New Roman"/>
+                <w:sz w:val="24"/>
+                <w:szCs w:val="24"/>
+              </w:rPr>
+              <w:t>2022</w:t>
+            </w:r>
+            <w:r>
+              <w:rPr>
+                <w:rFonts w:ascii="Times New Roman" w:hAnsi="Times New Roman" w:cs="Times New Roman"/>
+                <w:sz w:val="24"/>
+                <w:szCs w:val="24"/>
+              </w:rPr>
+              <w:t xml:space="preserve"> – April 2022</w:t>
+            </w:r>
+          </w:p>
+        </w:tc>
+      </w:tr>
+    </w:tbl>
+    <w:p>
+      <w:pPr>
+        <w:rPr>
+          <w:rFonts w:ascii="Times New Roman" w:hAnsi="Times New Roman" w:cs="Times New Roman"/>
+          <w:bCs/>
+          <w:i/>
+          <w:iCs/>
+          <w:sz w:val="24"/>
+          <w:szCs w:val="24"/>
+        </w:rPr>
+      </w:pPr>
+      <w:r>
+        <w:rPr>
+          <w:rFonts w:ascii="Times New Roman" w:hAnsi="Times New Roman" w:cs="Times New Roman"/>
+          <w:bCs/>
+          <w:i/>
+          <w:iCs/>
+          <w:sz w:val="24"/>
+          <w:szCs w:val="24"/>
+        </w:rPr>
+        <w:t>Project Manager</w:t>
+      </w:r>
+    </w:p>
+    <w:p>
+      <w:pPr>
         <w:pStyle w:val="ListParagraph"/>
-        <w:rPr>
-          <w:rFonts w:ascii="Times New Roman" w:hAnsi="Times New Roman" w:cs="Times New Roman"/>
+        <w:numPr>
+          <w:ilvl w:val="0"/>
+          <w:numId w:val="3"/>
+        </w:numPr>
+        <w:rPr>
+          <w:rFonts w:ascii="Times New Roman" w:hAnsi="Times New Roman" w:cs="Times New Roman"/>
+          <w:bCs/>
+          <w:sz w:val="24"/>
+          <w:szCs w:val="24"/>
+        </w:rPr>
+      </w:pPr>
+      <w:r>
+        <w:rPr>
+          <w:rFonts w:ascii="Times New Roman" w:hAnsi="Times New Roman" w:cs="Times New Roman"/>
+          <w:bCs/>
+          <w:sz w:val="24"/>
+          <w:szCs w:val="24"/>
+        </w:rPr>
+        <w:t xml:space="preserve">Designed, implemented, and organized </w:t>
+      </w:r>
+      <w:r>
+        <w:rPr>
+          <w:rFonts w:ascii="Times New Roman" w:hAnsi="Times New Roman" w:cs="Times New Roman"/>
+          <w:bCs/>
+          <w:sz w:val="24"/>
+          <w:szCs w:val="24"/>
+        </w:rPr>
+        <w:t xml:space="preserve">the </w:t>
+      </w:r>
+      <w:r>
+        <w:rPr>
+          <w:rFonts w:ascii="Times New Roman" w:hAnsi="Times New Roman" w:cs="Times New Roman"/>
+          <w:bCs/>
+          <w:sz w:val="24"/>
+          <w:szCs w:val="24"/>
+        </w:rPr>
+        <w:t xml:space="preserve">development of a web-based application to be used for simulated phishing attacks on school networks. </w:t>
+      </w:r>
+    </w:p>
+    <w:p>
+      <w:pPr>
+        <w:pStyle w:val="ListParagraph"/>
+        <w:numPr>
+          <w:ilvl w:val="0"/>
+          <w:numId w:val="3"/>
+        </w:numPr>
+        <w:rPr>
+          <w:rFonts w:ascii="Times New Roman" w:hAnsi="Times New Roman" w:cs="Times New Roman"/>
+          <w:bCs/>
+          <w:sz w:val="24"/>
+          <w:szCs w:val="24"/>
+        </w:rPr>
+      </w:pPr>
+      <w:r>
+        <w:rPr>
+          <w:rFonts w:ascii="Times New Roman" w:hAnsi="Times New Roman" w:cs="Times New Roman"/>
+          <w:bCs/>
+          <w:sz w:val="24"/>
+          <w:szCs w:val="24"/>
+        </w:rPr>
+        <w:t xml:space="preserve"> </w:t>
+      </w:r>
+      <w:r>
+        <w:rPr>
+          <w:rFonts w:ascii="Times New Roman" w:hAnsi="Times New Roman" w:cs="Times New Roman"/>
+          <w:bCs/>
+          <w:sz w:val="24"/>
+          <w:szCs w:val="24"/>
+        </w:rPr>
+        <w:t xml:space="preserve">Project was created </w:t>
+      </w:r>
+      <w:r>
+        <w:rPr>
+          <w:rFonts w:ascii="Times New Roman" w:hAnsi="Times New Roman" w:cs="Times New Roman"/>
+          <w:bCs/>
+          <w:sz w:val="24"/>
+          <w:szCs w:val="24"/>
+        </w:rPr>
+        <w:t xml:space="preserve">in WordPress and </w:t>
+      </w:r>
+      <w:r>
+        <w:rPr>
+          <w:rFonts w:ascii="Times New Roman" w:hAnsi="Times New Roman" w:cs="Times New Roman"/>
+          <w:bCs/>
+          <w:sz w:val="24"/>
+          <w:szCs w:val="24"/>
+        </w:rPr>
+        <w:t>deployed</w:t>
+      </w:r>
+      <w:r>
+        <w:rPr>
+          <w:rFonts w:ascii="Times New Roman" w:hAnsi="Times New Roman" w:cs="Times New Roman"/>
+          <w:bCs/>
+          <w:sz w:val="24"/>
+          <w:szCs w:val="24"/>
+        </w:rPr>
+        <w:t xml:space="preserve"> on AWS.</w:t>
+      </w:r>
+    </w:p>
+    <w:p>
+      <w:pPr>
+        <w:rPr>
+          <w:rFonts w:ascii="Times New Roman" w:hAnsi="Times New Roman" w:cs="Times New Roman"/>
+          <w:bCs/>
           <w:sz w:val="24"/>
           <w:szCs w:val="24"/>
         </w:rPr>
@@ -1151,7 +1428,7 @@
             <w:pPr>
               <w:rPr>
                 <w:rFonts w:ascii="Times New Roman" w:hAnsi="Times New Roman" w:cs="Times New Roman"/>
-                <w:b/>
+                <w:bCs/>
                 <w:sz w:val="24"/>
                 <w:szCs w:val="24"/>
               </w:rPr>
@@ -1159,7 +1436,7 @@
             <w:r>
               <w:rPr>
                 <w:rFonts w:ascii="Times New Roman" w:hAnsi="Times New Roman" w:cs="Times New Roman"/>
-                <w:b/>
+                <w:bCs/>
                 <w:sz w:val="24"/>
                 <w:szCs w:val="24"/>
               </w:rPr>
@@ -1337,127 +1614,15 @@
     <w:p>
       <w:pPr>
         <w:pStyle w:val="ResumeHeading"/>
-      </w:pPr>
-      <w:r>
-        <w:t>Professional Development</w:t>
-      </w:r>
-    </w:p>
-    <w:tbl>
-      <w:tblPr>
-        <w:tblStyle w:val="TableGrid"/>
-        <w:tblW w:w="10895" w:type="dxa"/>
-        <w:tblInd w:w="-95" w:type="dxa"/>
-        <w:tblBorders>
-          <w:top w:val="none" w:sz="0" w:space="0" w:color="auto"/>
-          <w:left w:val="none" w:sz="0" w:space="0" w:color="auto"/>
-          <w:bottom w:val="none" w:sz="0" w:space="0" w:color="auto"/>
-          <w:right w:val="none" w:sz="0" w:space="0" w:color="auto"/>
-          <w:insideH w:val="none" w:sz="0" w:space="0" w:color="auto"/>
-          <w:insideV w:val="none" w:sz="0" w:space="0" w:color="auto"/>
-        </w:tblBorders>
-        <w:tblLook w:val="04A0" w:firstRow="1" w:lastRow="0" w:firstColumn="1" w:lastColumn="0" w:noHBand="0" w:noVBand="1"/>
-      </w:tblPr>
-      <w:tblGrid>
-        <w:gridCol w:w="6035"/>
-        <w:gridCol w:w="4860"/>
-      </w:tblGrid>
-      <w:tr>
-        <w:tc>
-          <w:tcPr>
-            <w:tcW w:w="6035" w:type="dxa"/>
-          </w:tcPr>
-          <w:p>
-            <w:pPr>
-              <w:rPr>
-                <w:rFonts w:ascii="Times New Roman" w:hAnsi="Times New Roman" w:cs="Times New Roman"/>
-                <w:b/>
-                <w:sz w:val="24"/>
-                <w:szCs w:val="24"/>
-              </w:rPr>
-            </w:pPr>
-            <w:r>
-              <w:rPr>
-                <w:rFonts w:ascii="Times New Roman" w:hAnsi="Times New Roman" w:cs="Times New Roman"/>
-                <w:b/>
-                <w:sz w:val="24"/>
-                <w:szCs w:val="24"/>
-              </w:rPr>
-              <w:t>Western Regional Collegiate Cyber Defense Competition</w:t>
-            </w:r>
-          </w:p>
-        </w:tc>
-        <w:tc>
-          <w:tcPr>
-            <w:tcW w:w="4860" w:type="dxa"/>
-          </w:tcPr>
-          <w:p>
-            <w:pPr>
-              <w:jc w:val="right"/>
-              <w:rPr>
-                <w:rFonts w:ascii="Times New Roman" w:hAnsi="Times New Roman" w:cs="Times New Roman"/>
-                <w:b/>
-                <w:sz w:val="24"/>
-                <w:szCs w:val="24"/>
-              </w:rPr>
-            </w:pPr>
-            <w:r>
-              <w:rPr>
-                <w:rFonts w:ascii="Times New Roman" w:hAnsi="Times New Roman" w:cs="Times New Roman"/>
-                <w:sz w:val="24"/>
-                <w:szCs w:val="24"/>
-              </w:rPr>
-              <w:t>September 2021 – March 2022</w:t>
-            </w:r>
-          </w:p>
-        </w:tc>
-      </w:tr>
-    </w:tbl>
-    <w:p>
-      <w:pPr>
-        <w:pStyle w:val="ListParagraph"/>
-        <w:numPr>
-          <w:ilvl w:val="0"/>
-          <w:numId w:val="3"/>
-        </w:numPr>
-        <w:rPr>
-          <w:rFonts w:ascii="Times New Roman" w:hAnsi="Times New Roman" w:cs="Times New Roman"/>
-          <w:bCs/>
-          <w:i/>
-          <w:iCs/>
-          <w:sz w:val="24"/>
-          <w:szCs w:val="24"/>
-        </w:rPr>
-      </w:pPr>
-      <w:r>
-        <w:rPr>
-          <w:rFonts w:ascii="Times New Roman" w:hAnsi="Times New Roman" w:cs="Times New Roman"/>
-          <w:bCs/>
-          <w:i/>
-          <w:iCs/>
-          <w:sz w:val="24"/>
-          <w:szCs w:val="24"/>
-        </w:rPr>
-        <w:t>Team Captain</w:t>
-      </w:r>
-    </w:p>
-    <w:p>
-      <w:pPr>
-        <w:rPr>
-          <w:rFonts w:ascii="Times New Roman" w:hAnsi="Times New Roman" w:cs="Times New Roman"/>
-          <w:bCs/>
-          <w:i/>
-          <w:iCs/>
-          <w:sz w:val="24"/>
-          <w:szCs w:val="24"/>
-        </w:rPr>
-      </w:pPr>
-    </w:p>
-    <w:p>
-      <w:pPr>
-        <w:pStyle w:val="ResumeHeading"/>
-      </w:pPr>
-      <w:r>
-        <w:t>Certifications</w:t>
+        <w:rPr>
+          <w:rFonts w:ascii="Times New Roman" w:hAnsi="Times New Roman" w:cs="Times New Roman"/>
+        </w:rPr>
+      </w:pPr>
+      <w:r>
+        <w:rPr>
+          <w:rFonts w:ascii="Times New Roman" w:hAnsi="Times New Roman" w:cs="Times New Roman"/>
+        </w:rPr>
+        <w:t>Education</w:t>
       </w:r>
     </w:p>
     <w:tbl>
@@ -1476,72 +1641,44 @@
         <w:tblLook w:val="04A0" w:firstRow="1" w:lastRow="0" w:firstColumn="1" w:lastColumn="0" w:noHBand="0" w:noVBand="1"/>
       </w:tblPr>
       <w:tblGrid>
-        <w:gridCol w:w="6035"/>
-        <w:gridCol w:w="3690"/>
-        <w:gridCol w:w="1260"/>
+        <w:gridCol w:w="4770"/>
+        <w:gridCol w:w="6215"/>
       </w:tblGrid>
       <w:tr>
         <w:tc>
           <w:tcPr>
-            <w:tcW w:w="6035" w:type="dxa"/>
+            <w:tcW w:w="4770" w:type="dxa"/>
           </w:tcPr>
           <w:p>
             <w:pPr>
               <w:rPr>
-                <w:b/>
-                <w:bCs/>
+                <w:rFonts w:ascii="Times New Roman" w:hAnsi="Times New Roman" w:cs="Times New Roman"/>
+                <w:bCs/>
+                <w:sz w:val="24"/>
+                <w:szCs w:val="24"/>
               </w:rPr>
             </w:pPr>
             <w:r>
               <w:rPr>
-                <w:b/>
-                <w:bCs/>
-              </w:rPr>
-              <w:t>CompTIA Security+</w:t>
-            </w:r>
-          </w:p>
-          <w:p>
-            <w:pPr>
-              <w:rPr>
-                <w:rFonts w:ascii="Times New Roman" w:hAnsi="Times New Roman" w:cs="Times New Roman"/>
-                <w:i/>
-                <w:iCs/>
-                <w:sz w:val="24"/>
-                <w:szCs w:val="24"/>
-              </w:rPr>
-            </w:pPr>
-            <w:r>
-              <w:rPr>
-                <w:rFonts w:ascii="Times New Roman" w:hAnsi="Times New Roman" w:cs="Times New Roman"/>
-                <w:i/>
-                <w:iCs/>
-                <w:sz w:val="24"/>
-                <w:szCs w:val="24"/>
-              </w:rPr>
-              <w:t>Code: 8MBLVL8YMJ111SSQ</w:t>
-            </w:r>
-          </w:p>
-          <w:p>
-            <w:pPr>
-              <w:rPr>
-                <w:rFonts w:ascii="Times New Roman" w:hAnsi="Times New Roman" w:cs="Times New Roman"/>
-                <w:sz w:val="24"/>
-                <w:szCs w:val="24"/>
-              </w:rPr>
-            </w:pPr>
+                <w:rFonts w:ascii="Times New Roman" w:hAnsi="Times New Roman" w:cs="Times New Roman"/>
+                <w:bCs/>
+                <w:sz w:val="24"/>
+                <w:szCs w:val="24"/>
+              </w:rPr>
+              <w:t>Grand Canyon University – Phoenix, AZ</w:t>
+            </w:r>
           </w:p>
         </w:tc>
         <w:tc>
           <w:tcPr>
-            <w:tcW w:w="4950" w:type="dxa"/>
-            <w:gridSpan w:val="2"/>
+            <w:tcW w:w="6215" w:type="dxa"/>
           </w:tcPr>
           <w:p>
             <w:pPr>
               <w:jc w:val="right"/>
               <w:rPr>
                 <w:rFonts w:ascii="Times New Roman" w:hAnsi="Times New Roman" w:cs="Times New Roman"/>
-                <w:bCs/>
+                <w:b/>
                 <w:sz w:val="24"/>
                 <w:szCs w:val="24"/>
               </w:rPr>
@@ -1549,175 +1686,115 @@
             <w:r>
               <w:rPr>
                 <w:rFonts w:ascii="Times New Roman" w:hAnsi="Times New Roman" w:cs="Times New Roman"/>
-                <w:bCs/>
-                <w:sz w:val="24"/>
-                <w:szCs w:val="24"/>
-              </w:rPr>
-              <w:t xml:space="preserve"> June </w:t>
-            </w:r>
-            <w:r>
-              <w:rPr>
-                <w:rFonts w:ascii="Times New Roman" w:hAnsi="Times New Roman" w:cs="Times New Roman"/>
-                <w:bCs/>
-                <w:sz w:val="24"/>
-                <w:szCs w:val="24"/>
-              </w:rPr>
-              <w:t>2023</w:t>
+                <w:sz w:val="24"/>
+                <w:szCs w:val="24"/>
+              </w:rPr>
+              <w:t>May 202</w:t>
+            </w:r>
+            <w:r>
+              <w:rPr>
+                <w:rFonts w:ascii="Times New Roman" w:hAnsi="Times New Roman" w:cs="Times New Roman"/>
+                <w:sz w:val="24"/>
+                <w:szCs w:val="24"/>
+              </w:rPr>
+              <w:t>4</w:t>
             </w:r>
           </w:p>
         </w:tc>
       </w:tr>
+    </w:tbl>
+    <w:p>
+      <w:pPr>
+        <w:pStyle w:val="ListParagraph"/>
+        <w:ind w:left="360"/>
+        <w:rPr>
+          <w:rFonts w:ascii="Times New Roman" w:hAnsi="Times New Roman" w:cs="Times New Roman"/>
+          <w:bCs/>
+          <w:i/>
+          <w:iCs/>
+          <w:sz w:val="24"/>
+          <w:szCs w:val="24"/>
+        </w:rPr>
+      </w:pPr>
+      <w:r>
+        <w:rPr>
+          <w:rFonts w:ascii="Times New Roman" w:hAnsi="Times New Roman" w:cs="Times New Roman"/>
+          <w:bCs/>
+          <w:i/>
+          <w:iCs/>
+          <w:sz w:val="24"/>
+          <w:szCs w:val="24"/>
+        </w:rPr>
+        <w:t>Master of Science in Cybersecurity</w:t>
+      </w:r>
+    </w:p>
+    <w:p>
+      <w:pPr>
+        <w:pStyle w:val="ListParagraph"/>
+        <w:ind w:left="360"/>
+        <w:rPr>
+          <w:rFonts w:ascii="Times New Roman" w:hAnsi="Times New Roman" w:cs="Times New Roman"/>
+          <w:b/>
+          <w:bCs/>
+          <w:sz w:val="24"/>
+          <w:szCs w:val="24"/>
+        </w:rPr>
+      </w:pPr>
+    </w:p>
+    <w:tbl>
+      <w:tblPr>
+        <w:tblStyle w:val="TableGrid"/>
+        <w:tblW w:w="10985" w:type="dxa"/>
+        <w:tblInd w:w="-95" w:type="dxa"/>
+        <w:tblBorders>
+          <w:top w:val="none" w:sz="0" w:space="0" w:color="auto"/>
+          <w:left w:val="none" w:sz="0" w:space="0" w:color="auto"/>
+          <w:bottom w:val="none" w:sz="0" w:space="0" w:color="auto"/>
+          <w:right w:val="none" w:sz="0" w:space="0" w:color="auto"/>
+          <w:insideH w:val="none" w:sz="0" w:space="0" w:color="auto"/>
+          <w:insideV w:val="none" w:sz="0" w:space="0" w:color="auto"/>
+        </w:tblBorders>
+        <w:tblLook w:val="04A0" w:firstRow="1" w:lastRow="0" w:firstColumn="1" w:lastColumn="0" w:noHBand="0" w:noVBand="1"/>
+      </w:tblPr>
+      <w:tblGrid>
+        <w:gridCol w:w="4770"/>
+        <w:gridCol w:w="6215"/>
+      </w:tblGrid>
       <w:tr>
-        <w:tblPrEx>
-          <w:tblBorders>
-            <w:top w:val="single" w:sz="4" w:space="0" w:color="auto"/>
-            <w:left w:val="single" w:sz="4" w:space="0" w:color="auto"/>
-            <w:bottom w:val="single" w:sz="4" w:space="0" w:color="auto"/>
-            <w:right w:val="single" w:sz="4" w:space="0" w:color="auto"/>
-            <w:insideH w:val="single" w:sz="4" w:space="0" w:color="auto"/>
-            <w:insideV w:val="single" w:sz="4" w:space="0" w:color="auto"/>
-          </w:tblBorders>
-        </w:tblPrEx>
         <w:tc>
           <w:tcPr>
-            <w:tcW w:w="9725" w:type="dxa"/>
-            <w:gridSpan w:val="2"/>
-            <w:tcBorders>
-              <w:top w:val="nil"/>
-              <w:left w:val="nil"/>
-              <w:bottom w:val="nil"/>
-              <w:right w:val="nil"/>
-            </w:tcBorders>
+            <w:tcW w:w="4770" w:type="dxa"/>
           </w:tcPr>
           <w:p>
             <w:pPr>
               <w:rPr>
-                <w:b/>
-                <w:bCs/>
+                <w:rFonts w:ascii="Times New Roman" w:hAnsi="Times New Roman" w:cs="Times New Roman"/>
+                <w:bCs/>
+                <w:sz w:val="24"/>
+                <w:szCs w:val="24"/>
               </w:rPr>
             </w:pPr>
-            <w:proofErr w:type="spellStart"/>
-            <w:r>
-              <w:rPr>
-                <w:b/>
-                <w:bCs/>
-              </w:rPr>
-              <w:t>TryHackMe</w:t>
-            </w:r>
-            <w:proofErr w:type="spellEnd"/>
-          </w:p>
-          <w:p>
-            <w:pPr>
-              <w:rPr>
-                <w:rFonts w:ascii="Times New Roman" w:hAnsi="Times New Roman" w:cs="Times New Roman"/>
-                <w:i/>
-                <w:iCs/>
-                <w:sz w:val="24"/>
-                <w:szCs w:val="24"/>
-              </w:rPr>
-            </w:pPr>
-            <w:hyperlink r:id="rId7" w:history="1">
-              <w:r>
-                <w:rPr>
-                  <w:rStyle w:val="Hyperlink"/>
-                  <w:rFonts w:ascii="Times New Roman" w:hAnsi="Times New Roman" w:cs="Times New Roman"/>
-                  <w:i/>
-                  <w:iCs/>
-                  <w:sz w:val="24"/>
-                  <w:szCs w:val="24"/>
-                </w:rPr>
-                <w:t>Intro to Cyber</w:t>
-              </w:r>
-            </w:hyperlink>
-            <w:r>
-              <w:rPr>
-                <w:rFonts w:ascii="Times New Roman" w:hAnsi="Times New Roman" w:cs="Times New Roman"/>
-                <w:i/>
-                <w:iCs/>
-                <w:sz w:val="24"/>
-                <w:szCs w:val="24"/>
-              </w:rPr>
-              <w:t xml:space="preserve">, </w:t>
-            </w:r>
-            <w:hyperlink r:id="rId8" w:history="1">
-              <w:proofErr w:type="spellStart"/>
-              <w:r>
-                <w:rPr>
-                  <w:rStyle w:val="Hyperlink"/>
-                  <w:rFonts w:ascii="Times New Roman" w:hAnsi="Times New Roman" w:cs="Times New Roman"/>
-                  <w:i/>
-                  <w:iCs/>
-                  <w:sz w:val="24"/>
-                  <w:szCs w:val="24"/>
-                </w:rPr>
-                <w:t>PreSecurity</w:t>
-              </w:r>
-              <w:proofErr w:type="spellEnd"/>
-            </w:hyperlink>
-            <w:r>
-              <w:rPr>
-                <w:rFonts w:ascii="Times New Roman" w:hAnsi="Times New Roman" w:cs="Times New Roman"/>
-                <w:i/>
-                <w:iCs/>
-                <w:sz w:val="24"/>
-                <w:szCs w:val="24"/>
-              </w:rPr>
-              <w:t xml:space="preserve">, </w:t>
-            </w:r>
-            <w:hyperlink r:id="rId9" w:history="1">
-              <w:r>
-                <w:rPr>
-                  <w:rStyle w:val="Hyperlink"/>
-                  <w:rFonts w:ascii="Times New Roman" w:hAnsi="Times New Roman" w:cs="Times New Roman"/>
-                  <w:i/>
-                  <w:iCs/>
-                  <w:sz w:val="24"/>
-                  <w:szCs w:val="24"/>
-                </w:rPr>
-                <w:t>Web Fundamentals</w:t>
-              </w:r>
-            </w:hyperlink>
-            <w:r>
-              <w:rPr>
-                <w:rFonts w:ascii="Times New Roman" w:hAnsi="Times New Roman" w:cs="Times New Roman"/>
-                <w:i/>
-                <w:iCs/>
-                <w:sz w:val="24"/>
-                <w:szCs w:val="24"/>
-              </w:rPr>
-              <w:t xml:space="preserve">, and </w:t>
-            </w:r>
-            <w:hyperlink r:id="rId10" w:history="1">
-              <w:r>
-                <w:rPr>
-                  <w:rStyle w:val="Hyperlink"/>
-                  <w:rFonts w:ascii="Times New Roman" w:hAnsi="Times New Roman" w:cs="Times New Roman"/>
-                  <w:i/>
-                  <w:iCs/>
-                  <w:sz w:val="24"/>
-                  <w:szCs w:val="24"/>
-                </w:rPr>
-                <w:t>Jr Penetration Tester</w:t>
-              </w:r>
-            </w:hyperlink>
+            <w:r>
+              <w:rPr>
+                <w:rFonts w:ascii="Times New Roman" w:hAnsi="Times New Roman" w:cs="Times New Roman"/>
+                <w:bCs/>
+                <w:sz w:val="24"/>
+                <w:szCs w:val="24"/>
+              </w:rPr>
+              <w:t>Grand Canyon University – Phoenix, AZ</w:t>
+            </w:r>
           </w:p>
         </w:tc>
         <w:tc>
           <w:tcPr>
-            <w:tcW w:w="1260" w:type="dxa"/>
-            <w:tcBorders>
-              <w:top w:val="nil"/>
-              <w:left w:val="nil"/>
-              <w:bottom w:val="nil"/>
-              <w:right w:val="nil"/>
-            </w:tcBorders>
+            <w:tcW w:w="6215" w:type="dxa"/>
           </w:tcPr>
           <w:p>
             <w:pPr>
               <w:jc w:val="right"/>
               <w:rPr>
                 <w:rFonts w:ascii="Times New Roman" w:hAnsi="Times New Roman" w:cs="Times New Roman"/>
-                <w:bCs/>
+                <w:b/>
                 <w:sz w:val="24"/>
                 <w:szCs w:val="24"/>
               </w:rPr>
@@ -1725,20 +1802,10 @@
             <w:r>
               <w:rPr>
                 <w:rFonts w:ascii="Times New Roman" w:hAnsi="Times New Roman" w:cs="Times New Roman"/>
-                <w:bCs/>
-                <w:sz w:val="24"/>
-                <w:szCs w:val="24"/>
-              </w:rPr>
-              <w:t xml:space="preserve"> June </w:t>
-            </w:r>
-            <w:r>
-              <w:rPr>
-                <w:rFonts w:ascii="Times New Roman" w:hAnsi="Times New Roman" w:cs="Times New Roman"/>
-                <w:bCs/>
-                <w:sz w:val="24"/>
-                <w:szCs w:val="24"/>
-              </w:rPr>
-              <w:t>2023</w:t>
+                <w:sz w:val="24"/>
+                <w:szCs w:val="24"/>
+              </w:rPr>
+              <w:t>May 2022</w:t>
             </w:r>
           </w:p>
         </w:tc>
@@ -1746,6 +1813,12 @@
     </w:tbl>
     <w:p>
       <w:pPr>
+        <w:pStyle w:val="ListParagraph"/>
+        <w:numPr>
+          <w:ilvl w:val="0"/>
+          <w:numId w:val="3"/>
+        </w:numPr>
+        <w:ind w:left="360"/>
         <w:rPr>
           <w:rFonts w:ascii="Times New Roman" w:hAnsi="Times New Roman" w:cs="Times New Roman"/>
           <w:b/>
@@ -1754,6 +1827,17 @@
           <w:szCs w:val="24"/>
         </w:rPr>
       </w:pPr>
+      <w:r>
+        <w:rPr>
+          <w:rFonts w:ascii="Times New Roman" w:hAnsi="Times New Roman" w:cs="Times New Roman"/>
+          <w:bCs/>
+          <w:i/>
+          <w:iCs/>
+          <w:sz w:val="24"/>
+          <w:szCs w:val="24"/>
+        </w:rPr>
+        <w:t>Bachelor of Science in Information Technology with Emphasis in Cyber Security</w:t>
+      </w:r>
     </w:p>
     <w:sectPr>
       <w:pgSz w:w="12240" w:h="15840"/>
@@ -1995,9 +2079,9 @@
     </w:lvl>
   </w:abstractNum>
   <w:abstractNum w:abstractNumId="2" w15:restartNumberingAfterBreak="0">
-    <w:nsid w:val="661A3491"/>
+    <w:nsid w:val="7A3F20D8"/>
     <w:multiLevelType w:val="hybridMultilevel"/>
-    <w:tmpl w:val="DF404462"/>
+    <w:tmpl w:val="71567CAA"/>
     <w:lvl w:ilvl="0" w:tplc="04090001">
       <w:start w:val="1"/>
       <w:numFmt w:val="bullet"/>
@@ -2107,133 +2191,14 @@
       </w:rPr>
     </w:lvl>
   </w:abstractNum>
-  <w:abstractNum w:abstractNumId="3" w15:restartNumberingAfterBreak="0">
-    <w:nsid w:val="7A3F20D8"/>
-    <w:multiLevelType w:val="hybridMultilevel"/>
-    <w:tmpl w:val="71567CAA"/>
-    <w:lvl w:ilvl="0" w:tplc="04090001">
-      <w:start w:val="1"/>
-      <w:numFmt w:val="bullet"/>
-      <w:lvlText w:val=""/>
-      <w:lvlJc w:val="left"/>
-      <w:pPr>
-        <w:ind w:left="720" w:hanging="360"/>
-      </w:pPr>
-      <w:rPr>
-        <w:rFonts w:ascii="Symbol" w:hAnsi="Symbol" w:hint="default"/>
-      </w:rPr>
-    </w:lvl>
-    <w:lvl w:ilvl="1" w:tplc="04090003" w:tentative="1">
-      <w:start w:val="1"/>
-      <w:numFmt w:val="bullet"/>
-      <w:lvlText w:val="o"/>
-      <w:lvlJc w:val="left"/>
-      <w:pPr>
-        <w:ind w:left="1440" w:hanging="360"/>
-      </w:pPr>
-      <w:rPr>
-        <w:rFonts w:ascii="Courier New" w:hAnsi="Courier New" w:cs="Courier New" w:hint="default"/>
-      </w:rPr>
-    </w:lvl>
-    <w:lvl w:ilvl="2" w:tplc="04090005" w:tentative="1">
-      <w:start w:val="1"/>
-      <w:numFmt w:val="bullet"/>
-      <w:lvlText w:val=""/>
-      <w:lvlJc w:val="left"/>
-      <w:pPr>
-        <w:ind w:left="2160" w:hanging="360"/>
-      </w:pPr>
-      <w:rPr>
-        <w:rFonts w:ascii="Wingdings" w:hAnsi="Wingdings" w:hint="default"/>
-      </w:rPr>
-    </w:lvl>
-    <w:lvl w:ilvl="3" w:tplc="04090001" w:tentative="1">
-      <w:start w:val="1"/>
-      <w:numFmt w:val="bullet"/>
-      <w:lvlText w:val=""/>
-      <w:lvlJc w:val="left"/>
-      <w:pPr>
-        <w:ind w:left="2880" w:hanging="360"/>
-      </w:pPr>
-      <w:rPr>
-        <w:rFonts w:ascii="Symbol" w:hAnsi="Symbol" w:hint="default"/>
-      </w:rPr>
-    </w:lvl>
-    <w:lvl w:ilvl="4" w:tplc="04090003" w:tentative="1">
-      <w:start w:val="1"/>
-      <w:numFmt w:val="bullet"/>
-      <w:lvlText w:val="o"/>
-      <w:lvlJc w:val="left"/>
-      <w:pPr>
-        <w:ind w:left="3600" w:hanging="360"/>
-      </w:pPr>
-      <w:rPr>
-        <w:rFonts w:ascii="Courier New" w:hAnsi="Courier New" w:cs="Courier New" w:hint="default"/>
-      </w:rPr>
-    </w:lvl>
-    <w:lvl w:ilvl="5" w:tplc="04090005" w:tentative="1">
-      <w:start w:val="1"/>
-      <w:numFmt w:val="bullet"/>
-      <w:lvlText w:val=""/>
-      <w:lvlJc w:val="left"/>
-      <w:pPr>
-        <w:ind w:left="4320" w:hanging="360"/>
-      </w:pPr>
-      <w:rPr>
-        <w:rFonts w:ascii="Wingdings" w:hAnsi="Wingdings" w:hint="default"/>
-      </w:rPr>
-    </w:lvl>
-    <w:lvl w:ilvl="6" w:tplc="04090001" w:tentative="1">
-      <w:start w:val="1"/>
-      <w:numFmt w:val="bullet"/>
-      <w:lvlText w:val=""/>
-      <w:lvlJc w:val="left"/>
-      <w:pPr>
-        <w:ind w:left="5040" w:hanging="360"/>
-      </w:pPr>
-      <w:rPr>
-        <w:rFonts w:ascii="Symbol" w:hAnsi="Symbol" w:hint="default"/>
-      </w:rPr>
-    </w:lvl>
-    <w:lvl w:ilvl="7" w:tplc="04090003" w:tentative="1">
-      <w:start w:val="1"/>
-      <w:numFmt w:val="bullet"/>
-      <w:lvlText w:val="o"/>
-      <w:lvlJc w:val="left"/>
-      <w:pPr>
-        <w:ind w:left="5760" w:hanging="360"/>
-      </w:pPr>
-      <w:rPr>
-        <w:rFonts w:ascii="Courier New" w:hAnsi="Courier New" w:cs="Courier New" w:hint="default"/>
-      </w:rPr>
-    </w:lvl>
-    <w:lvl w:ilvl="8" w:tplc="04090005" w:tentative="1">
-      <w:start w:val="1"/>
-      <w:numFmt w:val="bullet"/>
-      <w:lvlText w:val=""/>
-      <w:lvlJc w:val="left"/>
-      <w:pPr>
-        <w:ind w:left="6480" w:hanging="360"/>
-      </w:pPr>
-      <w:rPr>
-        <w:rFonts w:ascii="Wingdings" w:hAnsi="Wingdings" w:hint="default"/>
-      </w:rPr>
-    </w:lvl>
-  </w:abstractNum>
   <w:num w:numId="1" w16cid:durableId="1183711600">
     <w:abstractNumId w:val="0"/>
   </w:num>
   <w:num w:numId="2" w16cid:durableId="1191603451">
-    <w:abstractNumId w:val="3"/>
+    <w:abstractNumId w:val="2"/>
   </w:num>
   <w:num w:numId="3" w16cid:durableId="1557859694">
     <w:abstractNumId w:val="1"/>
-  </w:num>
-  <w:num w:numId="4" w16cid:durableId="387383938">
-    <w:abstractNumId w:val="3"/>
-  </w:num>
-  <w:num w:numId="5" w16cid:durableId="2128428298">
-    <w:abstractNumId w:val="2"/>
   </w:num>
 </w:numbering>
 </file>
@@ -2632,7 +2597,7 @@
   <w:style w:type="paragraph" w:default="1" w:styleId="Normal">
     <w:name w:val="Normal"/>
     <w:qFormat/>
-    <w:rsid w:val="00C832AE"/>
+    <w:rsid w:val="003811F8"/>
   </w:style>
   <w:style w:type="paragraph" w:styleId="Heading1">
     <w:name w:val="heading 1"/>
@@ -2772,7 +2737,7 @@
     <w:link w:val="ResumeHeadingChar"/>
     <w:autoRedefine/>
     <w:qFormat/>
-    <w:rsid w:val="00FC217E"/>
+    <w:rsid w:val="00530224"/>
     <w:pPr>
       <w:pBdr>
         <w:bottom w:val="single" w:sz="4" w:space="1" w:color="4472C4" w:themeColor="accent1"/>
@@ -2790,7 +2755,7 @@
     <w:name w:val="Resume Heading Char"/>
     <w:basedOn w:val="DefaultParagraphFont"/>
     <w:link w:val="ResumeHeading"/>
-    <w:rsid w:val="00FC217E"/>
+    <w:rsid w:val="00530224"/>
     <w:rPr>
       <w:b/>
       <w:color w:val="4472C4" w:themeColor="accent1"/>
@@ -2873,18 +2838,6 @@
     <w:rPr>
       <w:color w:val="605E5C"/>
       <w:shd w:val="clear" w:color="auto" w:fill="E1DFDD"/>
-    </w:rPr>
-  </w:style>
-  <w:style w:type="character" w:styleId="FollowedHyperlink">
-    <w:name w:val="FollowedHyperlink"/>
-    <w:basedOn w:val="DefaultParagraphFont"/>
-    <w:uiPriority w:val="99"/>
-    <w:semiHidden/>
-    <w:unhideWhenUsed/>
-    <w:rsid w:val="007723C2"/>
-    <w:rPr>
-      <w:color w:val="954F72" w:themeColor="followedHyperlink"/>
-      <w:u w:val="single"/>
     </w:rPr>
   </w:style>
 </w:styles>

--- a/src/resumes/timResume.docx
+++ b/src/resumes/timResume.docx
@@ -36,26 +36,48 @@
           <w:sz w:val="48"/>
           <w:szCs w:val="48"/>
         </w:rPr>
-        <w:t xml:space="preserve"> – </w:t>
+        <w:t xml:space="preserve"> –</w:t>
       </w:r>
       <w:r>
         <w:rPr>
           <w:sz w:val="48"/>
           <w:szCs w:val="48"/>
         </w:rPr>
-        <w:t xml:space="preserve">Cyber </w:t>
+        <w:t xml:space="preserve"> </w:t>
       </w:r>
       <w:r>
         <w:rPr>
           <w:sz w:val="48"/>
           <w:szCs w:val="48"/>
         </w:rPr>
-        <w:t xml:space="preserve">Security Analyst </w:t>
+        <w:t>Security</w:t>
+      </w:r>
+      <w:r>
+        <w:rPr>
+          <w:sz w:val="48"/>
+          <w:szCs w:val="48"/>
+        </w:rPr>
+        <w:t xml:space="preserve"> Operations</w:t>
+      </w:r>
+      <w:r>
+        <w:rPr>
+          <w:sz w:val="48"/>
+          <w:szCs w:val="48"/>
+        </w:rPr>
+        <w:t xml:space="preserve"> Center</w:t>
+      </w:r>
+      <w:r>
+        <w:rPr>
+          <w:sz w:val="48"/>
+          <w:szCs w:val="48"/>
+        </w:rPr>
+        <w:t xml:space="preserve"> Analyst </w:t>
       </w:r>
     </w:p>
     <w:p>
       <w:pPr>
         <w:rPr>
+          <w:rStyle w:val="Hyperlink"/>
           <w:rFonts w:ascii="Times New Roman" w:hAnsi="Times New Roman" w:cs="Times New Roman"/>
           <w:sz w:val="24"/>
           <w:szCs w:val="24"/>
@@ -83,18 +105,8 @@
           <w:sz w:val="24"/>
           <w:szCs w:val="24"/>
         </w:rPr>
-        <w:t xml:space="preserve">514-6479 </w:t>
-      </w:r>
-    </w:p>
-    <w:p>
-      <w:pPr>
-        <w:rPr>
-          <w:rStyle w:val="Hyperlink"/>
-          <w:rFonts w:ascii="Times New Roman" w:hAnsi="Times New Roman" w:cs="Times New Roman"/>
-          <w:sz w:val="24"/>
-          <w:szCs w:val="24"/>
-        </w:rPr>
-      </w:pPr>
+        <w:t xml:space="preserve">514-6479 | </w:t>
+      </w:r>
       <w:hyperlink r:id="rId6" w:history="1">
         <w:r>
           <w:rPr>
@@ -124,17 +136,6 @@
           <w:szCs w:val="24"/>
         </w:rPr>
       </w:pPr>
-      <w:hyperlink r:id="rId7" w:history="1">
-        <w:r>
-          <w:rPr>
-            <w:rStyle w:val="Hyperlink"/>
-            <w:rFonts w:ascii="Times New Roman" w:hAnsi="Times New Roman" w:cs="Times New Roman"/>
-            <w:sz w:val="24"/>
-            <w:szCs w:val="24"/>
-          </w:rPr>
-          <w:t>https://www.linkedin.com/in/TimLopez22</w:t>
-        </w:r>
-      </w:hyperlink>
       <w:r>
         <w:rPr>
           <w:rStyle w:val="Hyperlink"/>
@@ -142,7 +143,7 @@
           <w:sz w:val="24"/>
           <w:szCs w:val="24"/>
         </w:rPr>
-        <w:t xml:space="preserve"> </w:t>
+        <w:t>https://tim-and-eric.com</w:t>
       </w:r>
     </w:p>
     <w:p>
@@ -155,15 +156,6 @@
           <w:u w:val="single"/>
         </w:rPr>
       </w:pPr>
-      <w:r>
-        <w:rPr>
-          <w:rStyle w:val="Hyperlink"/>
-          <w:rFonts w:ascii="Times New Roman" w:hAnsi="Times New Roman" w:cs="Times New Roman"/>
-          <w:sz w:val="24"/>
-          <w:szCs w:val="24"/>
-        </w:rPr>
-        <w:t>https://tryhackme.com/p/Timah158</w:t>
-      </w:r>
     </w:p>
     <w:p>
       <w:pPr>
@@ -278,7 +270,7 @@
                 <w:sz w:val="24"/>
                 <w:szCs w:val="24"/>
               </w:rPr>
-              <w:t>WordPress</w:t>
+              <w:t>Python</w:t>
             </w:r>
           </w:p>
         </w:tc>
@@ -303,7 +295,34 @@
                 <w:sz w:val="24"/>
                 <w:szCs w:val="24"/>
               </w:rPr>
-              <w:t>VMware</w:t>
+              <w:t>VM</w:t>
+            </w:r>
+            <w:r>
+              <w:rPr>
+                <w:rFonts w:ascii="Times New Roman" w:hAnsi="Times New Roman" w:cs="Times New Roman"/>
+                <w:bCs/>
+                <w:sz w:val="24"/>
+                <w:szCs w:val="24"/>
+              </w:rPr>
+              <w:t>W</w:t>
+            </w:r>
+            <w:r>
+              <w:rPr>
+                <w:rFonts w:ascii="Times New Roman" w:hAnsi="Times New Roman" w:cs="Times New Roman"/>
+                <w:bCs/>
+                <w:sz w:val="24"/>
+                <w:szCs w:val="24"/>
+              </w:rPr>
+              <w:t>are</w:t>
+            </w:r>
+            <w:r>
+              <w:rPr>
+                <w:rFonts w:ascii="Times New Roman" w:hAnsi="Times New Roman" w:cs="Times New Roman"/>
+                <w:bCs/>
+                <w:sz w:val="24"/>
+                <w:szCs w:val="24"/>
+              </w:rPr>
+              <w:t xml:space="preserve"> / VirtualBox</w:t>
             </w:r>
           </w:p>
           <w:p>
@@ -323,7 +342,7 @@
                 <w:sz w:val="24"/>
                 <w:szCs w:val="24"/>
               </w:rPr>
-              <w:t>Information Security</w:t>
+              <w:t>Malware Analysis</w:t>
             </w:r>
           </w:p>
           <w:p>
@@ -336,15 +355,17 @@
                 <w:szCs w:val="24"/>
               </w:rPr>
             </w:pPr>
-            <w:r>
-              <w:rPr>
-                <w:rFonts w:ascii="Times New Roman" w:hAnsi="Times New Roman" w:cs="Times New Roman"/>
-                <w:bCs/>
-                <w:sz w:val="24"/>
-                <w:szCs w:val="24"/>
-              </w:rPr>
-              <w:t>React</w:t>
-            </w:r>
+            <w:proofErr w:type="spellStart"/>
+            <w:r>
+              <w:rPr>
+                <w:rFonts w:ascii="Times New Roman" w:hAnsi="Times New Roman" w:cs="Times New Roman"/>
+                <w:bCs/>
+                <w:sz w:val="24"/>
+                <w:szCs w:val="24"/>
+              </w:rPr>
+              <w:t>pfSense</w:t>
+            </w:r>
+            <w:proofErr w:type="spellEnd"/>
           </w:p>
           <w:p>
             <w:pPr>
@@ -363,7 +384,7 @@
                 <w:sz w:val="24"/>
                 <w:szCs w:val="24"/>
               </w:rPr>
-              <w:t>HTML &amp; CSS</w:t>
+              <w:t>React</w:t>
             </w:r>
           </w:p>
         </w:tc>
@@ -388,7 +409,16 @@
                 <w:sz w:val="24"/>
                 <w:szCs w:val="24"/>
               </w:rPr>
-              <w:t>Windows AD</w:t>
+              <w:t xml:space="preserve">Windows </w:t>
+            </w:r>
+            <w:r>
+              <w:rPr>
+                <w:rFonts w:ascii="Times New Roman" w:hAnsi="Times New Roman" w:cs="Times New Roman"/>
+                <w:bCs/>
+                <w:sz w:val="24"/>
+                <w:szCs w:val="24"/>
+              </w:rPr>
+              <w:t>Server</w:t>
             </w:r>
           </w:p>
           <w:p>
@@ -430,6 +460,15 @@
               </w:rPr>
               <w:t>SQL</w:t>
             </w:r>
+            <w:r>
+              <w:rPr>
+                <w:rFonts w:ascii="Times New Roman" w:hAnsi="Times New Roman" w:cs="Times New Roman"/>
+                <w:bCs/>
+                <w:sz w:val="24"/>
+                <w:szCs w:val="24"/>
+              </w:rPr>
+              <w:t xml:space="preserve"> </w:t>
+            </w:r>
           </w:p>
           <w:p>
             <w:pPr>
@@ -448,7 +487,7 @@
                 <w:sz w:val="24"/>
                 <w:szCs w:val="24"/>
               </w:rPr>
-              <w:t xml:space="preserve">IT Support </w:t>
+              <w:t>Cryptography</w:t>
             </w:r>
           </w:p>
         </w:tc>
@@ -457,29 +496,20 @@
     <w:p>
       <w:pPr>
         <w:pStyle w:val="ResumeHeading"/>
-        <w:rPr>
-          <w:rFonts w:ascii="Times New Roman" w:hAnsi="Times New Roman" w:cs="Times New Roman"/>
-        </w:rPr>
       </w:pPr>
     </w:p>
     <w:p>
       <w:pPr>
         <w:pStyle w:val="ResumeHeading"/>
-        <w:rPr>
-          <w:rFonts w:ascii="Times New Roman" w:hAnsi="Times New Roman" w:cs="Times New Roman"/>
-        </w:rPr>
-      </w:pPr>
-      <w:r>
-        <w:rPr>
-          <w:rFonts w:ascii="Times New Roman" w:hAnsi="Times New Roman" w:cs="Times New Roman"/>
-        </w:rPr>
-        <w:t>Professional Experience</w:t>
+      </w:pPr>
+      <w:r>
+        <w:t>Education</w:t>
       </w:r>
     </w:p>
     <w:tbl>
       <w:tblPr>
         <w:tblStyle w:val="TableGrid"/>
-        <w:tblW w:w="10895" w:type="dxa"/>
+        <w:tblW w:w="10985" w:type="dxa"/>
         <w:tblInd w:w="-95" w:type="dxa"/>
         <w:tblBorders>
           <w:top w:val="none" w:sz="0" w:space="0" w:color="auto"/>
@@ -492,19 +522,19 @@
         <w:tblLook w:val="04A0" w:firstRow="1" w:lastRow="0" w:firstColumn="1" w:lastColumn="0" w:noHBand="0" w:noVBand="1"/>
       </w:tblPr>
       <w:tblGrid>
-        <w:gridCol w:w="4235"/>
-        <w:gridCol w:w="6660"/>
+        <w:gridCol w:w="4770"/>
+        <w:gridCol w:w="6215"/>
       </w:tblGrid>
       <w:tr>
         <w:tc>
           <w:tcPr>
-            <w:tcW w:w="4235" w:type="dxa"/>
+            <w:tcW w:w="4770" w:type="dxa"/>
+            <w:hideMark/>
           </w:tcPr>
           <w:p>
             <w:pPr>
               <w:rPr>
                 <w:rFonts w:ascii="Times New Roman" w:hAnsi="Times New Roman" w:cs="Times New Roman"/>
-                <w:bCs/>
                 <w:sz w:val="24"/>
                 <w:szCs w:val="24"/>
               </w:rPr>
@@ -512,24 +542,35 @@
             <w:r>
               <w:rPr>
                 <w:rFonts w:ascii="Times New Roman" w:hAnsi="Times New Roman" w:cs="Times New Roman"/>
-                <w:bCs/>
-                <w:sz w:val="24"/>
-                <w:szCs w:val="24"/>
-              </w:rPr>
-              <w:t>Black Hat</w:t>
+                <w:b/>
+                <w:bCs/>
+                <w:sz w:val="24"/>
+                <w:szCs w:val="24"/>
+              </w:rPr>
+              <w:t>Grand Canyon University</w:t>
+            </w:r>
+            <w:r>
+              <w:rPr>
+                <w:rFonts w:ascii="Times New Roman" w:hAnsi="Times New Roman" w:cs="Times New Roman"/>
+                <w:sz w:val="24"/>
+                <w:szCs w:val="24"/>
+              </w:rPr>
+              <w:t xml:space="preserve"> – Phoenix, AZ</w:t>
             </w:r>
           </w:p>
         </w:tc>
         <w:tc>
           <w:tcPr>
-            <w:tcW w:w="6660" w:type="dxa"/>
+            <w:tcW w:w="6215" w:type="dxa"/>
+            <w:hideMark/>
           </w:tcPr>
           <w:p>
             <w:pPr>
-              <w:jc w:val="right"/>
-              <w:rPr>
-                <w:rFonts w:ascii="Times New Roman" w:hAnsi="Times New Roman" w:cs="Times New Roman"/>
-                <w:b/>
+              <w:pStyle w:val="resumedate0"/>
+              <w:rPr>
+                <w:rFonts w:ascii="Times New Roman" w:hAnsi="Times New Roman" w:cs="Times New Roman"/>
+                <w:b w:val="0"/>
+                <w:bCs/>
                 <w:sz w:val="24"/>
                 <w:szCs w:val="24"/>
               </w:rPr>
@@ -537,42 +578,22 @@
             <w:r>
               <w:rPr>
                 <w:rFonts w:ascii="Times New Roman" w:hAnsi="Times New Roman" w:cs="Times New Roman"/>
-                <w:sz w:val="24"/>
-                <w:szCs w:val="24"/>
-              </w:rPr>
-              <w:t>August 20</w:t>
-            </w:r>
-            <w:r>
-              <w:rPr>
-                <w:rFonts w:ascii="Times New Roman" w:hAnsi="Times New Roman" w:cs="Times New Roman"/>
-                <w:sz w:val="24"/>
-                <w:szCs w:val="24"/>
-              </w:rPr>
-              <w:t>21</w:t>
-            </w:r>
-            <w:r>
-              <w:rPr>
-                <w:rFonts w:ascii="Times New Roman" w:hAnsi="Times New Roman" w:cs="Times New Roman"/>
-                <w:sz w:val="24"/>
-                <w:szCs w:val="24"/>
-              </w:rPr>
-              <w:t xml:space="preserve"> </w:t>
-            </w:r>
-            <w:r>
-              <w:rPr>
-                <w:rFonts w:ascii="Times New Roman" w:hAnsi="Times New Roman" w:cs="Times New Roman"/>
-                <w:sz w:val="24"/>
-                <w:szCs w:val="24"/>
-              </w:rPr>
-              <w:t xml:space="preserve">&amp; </w:t>
-            </w:r>
-            <w:r>
-              <w:rPr>
-                <w:rFonts w:ascii="Times New Roman" w:hAnsi="Times New Roman" w:cs="Times New Roman"/>
-                <w:sz w:val="24"/>
-                <w:szCs w:val="24"/>
-              </w:rPr>
-              <w:t>August 2022</w:t>
+                <w:b w:val="0"/>
+                <w:bCs/>
+                <w:sz w:val="24"/>
+                <w:szCs w:val="24"/>
+              </w:rPr>
+              <w:t>May</w:t>
+            </w:r>
+            <w:r>
+              <w:rPr>
+                <w:rFonts w:ascii="Times New Roman" w:hAnsi="Times New Roman" w:cs="Times New Roman"/>
+                <w:b w:val="0"/>
+                <w:bCs/>
+                <w:sz w:val="24"/>
+                <w:szCs w:val="24"/>
+              </w:rPr>
+              <w:t xml:space="preserve"> 2024</w:t>
             </w:r>
           </w:p>
         </w:tc>
@@ -582,7 +603,6 @@
       <w:pPr>
         <w:rPr>
           <w:rFonts w:ascii="Times New Roman" w:hAnsi="Times New Roman" w:cs="Times New Roman"/>
-          <w:bCs/>
           <w:i/>
           <w:iCs/>
           <w:sz w:val="24"/>
@@ -592,75 +612,141 @@
       <w:r>
         <w:rPr>
           <w:rFonts w:ascii="Times New Roman" w:hAnsi="Times New Roman" w:cs="Times New Roman"/>
-          <w:bCs/>
           <w:i/>
           <w:iCs/>
           <w:sz w:val="24"/>
           <w:szCs w:val="24"/>
         </w:rPr>
-        <w:t>Conference Associate</w:t>
+        <w:t>Master of Science in Cybersecurity</w:t>
       </w:r>
     </w:p>
     <w:p>
       <w:pPr>
-        <w:pStyle w:val="ListParagraph"/>
-        <w:numPr>
-          <w:ilvl w:val="0"/>
-          <w:numId w:val="3"/>
-        </w:numPr>
-        <w:rPr>
-          <w:rFonts w:ascii="Times New Roman" w:hAnsi="Times New Roman" w:cs="Times New Roman"/>
-          <w:bCs/>
-          <w:sz w:val="24"/>
-          <w:szCs w:val="24"/>
-        </w:rPr>
-      </w:pPr>
-      <w:r>
-        <w:rPr>
-          <w:rFonts w:ascii="Times New Roman" w:hAnsi="Times New Roman" w:cs="Times New Roman"/>
-          <w:bCs/>
-          <w:sz w:val="24"/>
-          <w:szCs w:val="24"/>
-        </w:rPr>
-        <w:t>Assisted with providing customer service</w:t>
-      </w:r>
-      <w:r>
-        <w:rPr>
-          <w:rFonts w:ascii="Times New Roman" w:hAnsi="Times New Roman" w:cs="Times New Roman"/>
-          <w:bCs/>
-          <w:sz w:val="24"/>
-          <w:szCs w:val="24"/>
-        </w:rPr>
-        <w:t xml:space="preserve"> to guests and provide crowd control for </w:t>
-      </w:r>
-      <w:r>
-        <w:rPr>
-          <w:rFonts w:ascii="Times New Roman" w:hAnsi="Times New Roman" w:cs="Times New Roman"/>
-          <w:bCs/>
-          <w:sz w:val="24"/>
-          <w:szCs w:val="24"/>
-        </w:rPr>
-        <w:t>conference</w:t>
-      </w:r>
-      <w:r>
-        <w:rPr>
-          <w:rFonts w:ascii="Times New Roman" w:hAnsi="Times New Roman" w:cs="Times New Roman"/>
-          <w:bCs/>
-          <w:sz w:val="24"/>
-          <w:szCs w:val="24"/>
-        </w:rPr>
-        <w:t>.</w:t>
+        <w:rPr>
+          <w:rFonts w:ascii="Times New Roman" w:hAnsi="Times New Roman" w:cs="Times New Roman"/>
+          <w:i/>
+          <w:iCs/>
+          <w:sz w:val="24"/>
+          <w:szCs w:val="24"/>
+        </w:rPr>
+      </w:pPr>
+    </w:p>
+    <w:tbl>
+      <w:tblPr>
+        <w:tblStyle w:val="TableGrid"/>
+        <w:tblW w:w="0" w:type="auto"/>
+        <w:tblInd w:w="-95" w:type="dxa"/>
+        <w:tblBorders>
+          <w:top w:val="none" w:sz="0" w:space="0" w:color="auto"/>
+          <w:left w:val="none" w:sz="0" w:space="0" w:color="auto"/>
+          <w:bottom w:val="none" w:sz="0" w:space="0" w:color="auto"/>
+          <w:right w:val="none" w:sz="0" w:space="0" w:color="auto"/>
+          <w:insideH w:val="none" w:sz="0" w:space="0" w:color="auto"/>
+          <w:insideV w:val="none" w:sz="0" w:space="0" w:color="auto"/>
+        </w:tblBorders>
+        <w:tblLook w:val="04A0" w:firstRow="1" w:lastRow="0" w:firstColumn="1" w:lastColumn="0" w:noHBand="0" w:noVBand="1"/>
+      </w:tblPr>
+      <w:tblGrid>
+        <w:gridCol w:w="4770"/>
+        <w:gridCol w:w="6125"/>
+      </w:tblGrid>
+      <w:tr>
+        <w:tc>
+          <w:tcPr>
+            <w:tcW w:w="4770" w:type="dxa"/>
+            <w:hideMark/>
+          </w:tcPr>
+          <w:p>
+            <w:pPr>
+              <w:rPr>
+                <w:rFonts w:ascii="Times New Roman" w:hAnsi="Times New Roman" w:cs="Times New Roman"/>
+                <w:sz w:val="24"/>
+                <w:szCs w:val="24"/>
+              </w:rPr>
+            </w:pPr>
+            <w:r>
+              <w:rPr>
+                <w:rFonts w:ascii="Times New Roman" w:hAnsi="Times New Roman" w:cs="Times New Roman"/>
+                <w:b/>
+                <w:bCs/>
+                <w:sz w:val="24"/>
+                <w:szCs w:val="24"/>
+              </w:rPr>
+              <w:t>Grand Canyon University</w:t>
+            </w:r>
+            <w:r>
+              <w:rPr>
+                <w:rFonts w:ascii="Times New Roman" w:hAnsi="Times New Roman" w:cs="Times New Roman"/>
+                <w:sz w:val="24"/>
+                <w:szCs w:val="24"/>
+              </w:rPr>
+              <w:t xml:space="preserve"> – Phoenix, AZ</w:t>
+            </w:r>
+          </w:p>
+        </w:tc>
+        <w:tc>
+          <w:tcPr>
+            <w:tcW w:w="6125" w:type="dxa"/>
+            <w:hideMark/>
+          </w:tcPr>
+          <w:p>
+            <w:pPr>
+              <w:pStyle w:val="resumedate0"/>
+              <w:rPr>
+                <w:rFonts w:ascii="Times New Roman" w:hAnsi="Times New Roman" w:cs="Times New Roman"/>
+                <w:b w:val="0"/>
+                <w:bCs/>
+                <w:sz w:val="24"/>
+                <w:szCs w:val="24"/>
+              </w:rPr>
+            </w:pPr>
+            <w:r>
+              <w:rPr>
+                <w:rFonts w:ascii="Times New Roman" w:hAnsi="Times New Roman" w:cs="Times New Roman"/>
+                <w:b w:val="0"/>
+                <w:bCs/>
+                <w:sz w:val="24"/>
+                <w:szCs w:val="24"/>
+              </w:rPr>
+              <w:t>May 2022</w:t>
+            </w:r>
+          </w:p>
+        </w:tc>
+      </w:tr>
+    </w:tbl>
+    <w:p>
+      <w:pPr>
+        <w:rPr>
+          <w:rFonts w:ascii="Times New Roman" w:hAnsi="Times New Roman" w:cs="Times New Roman"/>
+          <w:i/>
+          <w:iCs/>
+          <w:sz w:val="24"/>
+          <w:szCs w:val="24"/>
+        </w:rPr>
+      </w:pPr>
+      <w:r>
+        <w:rPr>
+          <w:rFonts w:ascii="Times New Roman" w:hAnsi="Times New Roman" w:cs="Times New Roman"/>
+          <w:i/>
+          <w:iCs/>
+          <w:sz w:val="24"/>
+          <w:szCs w:val="24"/>
+        </w:rPr>
+        <w:t>Bachelor of Science in Information Technology</w:t>
       </w:r>
     </w:p>
     <w:p>
       <w:pPr>
-        <w:rPr>
-          <w:rFonts w:ascii="Times New Roman" w:hAnsi="Times New Roman" w:cs="Times New Roman"/>
-          <w:bCs/>
-          <w:sz w:val="24"/>
-          <w:szCs w:val="24"/>
-        </w:rPr>
-      </w:pPr>
+        <w:pStyle w:val="ResumeHeading"/>
+      </w:pPr>
+    </w:p>
+    <w:p>
+      <w:pPr>
+        <w:pStyle w:val="ResumeHeading"/>
+      </w:pPr>
+      <w:r>
+        <w:t>Professional Experience</w:t>
+      </w:r>
     </w:p>
     <w:tbl>
       <w:tblPr>
@@ -693,7 +779,7 @@
             <w:pPr>
               <w:rPr>
                 <w:rFonts w:ascii="Times New Roman" w:hAnsi="Times New Roman" w:cs="Times New Roman"/>
-                <w:bCs/>
+                <w:b/>
                 <w:sz w:val="24"/>
                 <w:szCs w:val="24"/>
               </w:rPr>
@@ -701,7 +787,7 @@
             <w:r>
               <w:rPr>
                 <w:rFonts w:ascii="Times New Roman" w:hAnsi="Times New Roman" w:cs="Times New Roman"/>
-                <w:bCs/>
+                <w:b/>
                 <w:sz w:val="24"/>
                 <w:szCs w:val="24"/>
               </w:rPr>
@@ -739,6 +825,233 @@
       <w:pPr>
         <w:rPr>
           <w:rFonts w:ascii="Times New Roman" w:hAnsi="Times New Roman" w:cs="Times New Roman"/>
+          <w:i/>
+          <w:iCs/>
+          <w:sz w:val="24"/>
+          <w:szCs w:val="24"/>
+        </w:rPr>
+      </w:pPr>
+      <w:r>
+        <w:rPr>
+          <w:rFonts w:ascii="Times New Roman" w:hAnsi="Times New Roman" w:cs="Times New Roman"/>
+          <w:i/>
+          <w:iCs/>
+          <w:sz w:val="24"/>
+          <w:szCs w:val="24"/>
+        </w:rPr>
+        <w:t>Technical Support Specialist II</w:t>
+      </w:r>
+    </w:p>
+    <w:p>
+      <w:pPr>
+        <w:pStyle w:val="ListParagraph"/>
+        <w:numPr>
+          <w:ilvl w:val="0"/>
+          <w:numId w:val="4"/>
+        </w:numPr>
+        <w:rPr>
+          <w:rFonts w:ascii="Times New Roman" w:hAnsi="Times New Roman" w:cs="Times New Roman"/>
+          <w:sz w:val="24"/>
+          <w:szCs w:val="24"/>
+        </w:rPr>
+      </w:pPr>
+      <w:r>
+        <w:rPr>
+          <w:rFonts w:ascii="Times New Roman" w:hAnsi="Times New Roman" w:cs="Times New Roman"/>
+          <w:sz w:val="24"/>
+          <w:szCs w:val="24"/>
+        </w:rPr>
+        <w:t>Performed quality assurance by monitoring and grading calls.</w:t>
+      </w:r>
+    </w:p>
+    <w:p>
+      <w:pPr>
+        <w:pStyle w:val="ListParagraph"/>
+        <w:numPr>
+          <w:ilvl w:val="0"/>
+          <w:numId w:val="4"/>
+        </w:numPr>
+        <w:rPr>
+          <w:rFonts w:ascii="Times New Roman" w:hAnsi="Times New Roman" w:cs="Times New Roman"/>
+          <w:sz w:val="24"/>
+          <w:szCs w:val="24"/>
+        </w:rPr>
+      </w:pPr>
+      <w:r>
+        <w:rPr>
+          <w:rFonts w:ascii="Times New Roman" w:hAnsi="Times New Roman" w:cs="Times New Roman"/>
+          <w:sz w:val="24"/>
+          <w:szCs w:val="24"/>
+        </w:rPr>
+        <w:t>Developed and maintained internal web applications.</w:t>
+      </w:r>
+    </w:p>
+    <w:p>
+      <w:pPr>
+        <w:pStyle w:val="ListParagraph"/>
+        <w:numPr>
+          <w:ilvl w:val="0"/>
+          <w:numId w:val="4"/>
+        </w:numPr>
+        <w:rPr>
+          <w:rFonts w:ascii="Times New Roman" w:hAnsi="Times New Roman" w:cs="Times New Roman"/>
+          <w:sz w:val="24"/>
+          <w:szCs w:val="24"/>
+        </w:rPr>
+      </w:pPr>
+      <w:r>
+        <w:rPr>
+          <w:rFonts w:ascii="Times New Roman" w:hAnsi="Times New Roman" w:cs="Times New Roman"/>
+          <w:sz w:val="24"/>
+          <w:szCs w:val="24"/>
+        </w:rPr>
+        <w:t>Utilized Active Directory to update user accounts.</w:t>
+      </w:r>
+    </w:p>
+    <w:p>
+      <w:pPr>
+        <w:pStyle w:val="ListParagraph"/>
+        <w:numPr>
+          <w:ilvl w:val="0"/>
+          <w:numId w:val="4"/>
+        </w:numPr>
+        <w:rPr>
+          <w:rFonts w:ascii="Times New Roman" w:hAnsi="Times New Roman" w:cs="Times New Roman"/>
+          <w:sz w:val="24"/>
+          <w:szCs w:val="24"/>
+        </w:rPr>
+      </w:pPr>
+      <w:r>
+        <w:rPr>
+          <w:rFonts w:ascii="Times New Roman" w:hAnsi="Times New Roman" w:cs="Times New Roman"/>
+          <w:sz w:val="24"/>
+          <w:szCs w:val="24"/>
+        </w:rPr>
+        <w:t>P</w:t>
+      </w:r>
+      <w:r>
+        <w:rPr>
+          <w:rFonts w:ascii="Times New Roman" w:hAnsi="Times New Roman" w:cs="Times New Roman"/>
+          <w:sz w:val="24"/>
+          <w:szCs w:val="24"/>
+        </w:rPr>
+        <w:t>er</w:t>
+      </w:r>
+      <w:r>
+        <w:rPr>
+          <w:rFonts w:ascii="Times New Roman" w:hAnsi="Times New Roman" w:cs="Times New Roman"/>
+          <w:sz w:val="24"/>
+          <w:szCs w:val="24"/>
+        </w:rPr>
+        <w:t>formed escalation routing to other departments.</w:t>
+      </w:r>
+    </w:p>
+    <w:p>
+      <w:pPr>
+        <w:pStyle w:val="ListParagraph"/>
+        <w:numPr>
+          <w:ilvl w:val="0"/>
+          <w:numId w:val="4"/>
+        </w:numPr>
+        <w:rPr>
+          <w:rFonts w:ascii="Times New Roman" w:hAnsi="Times New Roman" w:cs="Times New Roman"/>
+          <w:sz w:val="24"/>
+          <w:szCs w:val="24"/>
+        </w:rPr>
+      </w:pPr>
+      <w:r>
+        <w:rPr>
+          <w:rFonts w:ascii="Times New Roman" w:hAnsi="Times New Roman" w:cs="Times New Roman"/>
+          <w:sz w:val="24"/>
+          <w:szCs w:val="24"/>
+        </w:rPr>
+        <w:t>Exceeded call goals and maintained caller satisfaction.</w:t>
+      </w:r>
+    </w:p>
+    <w:tbl>
+      <w:tblPr>
+        <w:tblStyle w:val="TableGrid"/>
+        <w:tblW w:w="10985" w:type="dxa"/>
+        <w:tblInd w:w="-95" w:type="dxa"/>
+        <w:tblBorders>
+          <w:top w:val="none" w:sz="0" w:space="0" w:color="auto"/>
+          <w:left w:val="none" w:sz="0" w:space="0" w:color="auto"/>
+          <w:bottom w:val="none" w:sz="0" w:space="0" w:color="auto"/>
+          <w:right w:val="none" w:sz="0" w:space="0" w:color="auto"/>
+          <w:insideH w:val="none" w:sz="0" w:space="0" w:color="auto"/>
+          <w:insideV w:val="none" w:sz="0" w:space="0" w:color="auto"/>
+        </w:tblBorders>
+        <w:tblLook w:val="04A0" w:firstRow="1" w:lastRow="0" w:firstColumn="1" w:lastColumn="0" w:noHBand="0" w:noVBand="1"/>
+      </w:tblPr>
+      <w:tblGrid>
+        <w:gridCol w:w="4235"/>
+        <w:gridCol w:w="6750"/>
+      </w:tblGrid>
+      <w:tr>
+        <w:tc>
+          <w:tcPr>
+            <w:tcW w:w="4235" w:type="dxa"/>
+          </w:tcPr>
+          <w:p>
+            <w:pPr>
+              <w:rPr>
+                <w:rFonts w:ascii="Times New Roman" w:hAnsi="Times New Roman" w:cs="Times New Roman"/>
+                <w:b/>
+                <w:sz w:val="24"/>
+                <w:szCs w:val="24"/>
+              </w:rPr>
+            </w:pPr>
+          </w:p>
+          <w:p>
+            <w:pPr>
+              <w:rPr>
+                <w:rFonts w:ascii="Times New Roman" w:hAnsi="Times New Roman" w:cs="Times New Roman"/>
+                <w:b/>
+                <w:sz w:val="24"/>
+                <w:szCs w:val="24"/>
+              </w:rPr>
+            </w:pPr>
+            <w:r>
+              <w:rPr>
+                <w:rFonts w:ascii="Times New Roman" w:hAnsi="Times New Roman" w:cs="Times New Roman"/>
+                <w:b/>
+                <w:sz w:val="24"/>
+                <w:szCs w:val="24"/>
+              </w:rPr>
+              <w:t>Black Hat</w:t>
+            </w:r>
+          </w:p>
+        </w:tc>
+        <w:tc>
+          <w:tcPr>
+            <w:tcW w:w="6750" w:type="dxa"/>
+          </w:tcPr>
+          <w:p>
+            <w:pPr>
+              <w:jc w:val="right"/>
+              <w:rPr>
+                <w:rFonts w:ascii="Times New Roman" w:hAnsi="Times New Roman" w:cs="Times New Roman"/>
+                <w:b/>
+                <w:sz w:val="24"/>
+                <w:szCs w:val="24"/>
+              </w:rPr>
+            </w:pPr>
+            <w:r>
+              <w:rPr>
+                <w:rFonts w:ascii="Times New Roman" w:hAnsi="Times New Roman" w:cs="Times New Roman"/>
+                <w:sz w:val="24"/>
+                <w:szCs w:val="24"/>
+              </w:rPr>
+              <w:t>August 2021 &amp; August 2022</w:t>
+            </w:r>
+          </w:p>
+        </w:tc>
+      </w:tr>
+    </w:tbl>
+    <w:p>
+      <w:pPr>
+        <w:rPr>
+          <w:rFonts w:ascii="Times New Roman" w:hAnsi="Times New Roman" w:cs="Times New Roman"/>
           <w:bCs/>
           <w:i/>
           <w:iCs/>
@@ -755,9 +1068,133 @@
           <w:sz w:val="24"/>
           <w:szCs w:val="24"/>
         </w:rPr>
-        <w:t xml:space="preserve">IT Call Technician </w:t>
-      </w:r>
-      <w:r>
+        <w:t>Conference Associate</w:t>
+      </w:r>
+    </w:p>
+    <w:p>
+      <w:pPr>
+        <w:pStyle w:val="ListParagraph"/>
+        <w:numPr>
+          <w:ilvl w:val="0"/>
+          <w:numId w:val="3"/>
+        </w:numPr>
+        <w:rPr>
+          <w:rFonts w:ascii="Times New Roman" w:hAnsi="Times New Roman" w:cs="Times New Roman"/>
+          <w:bCs/>
+          <w:sz w:val="24"/>
+          <w:szCs w:val="24"/>
+        </w:rPr>
+      </w:pPr>
+      <w:r>
+        <w:rPr>
+          <w:rFonts w:ascii="Times New Roman" w:hAnsi="Times New Roman" w:cs="Times New Roman"/>
+          <w:bCs/>
+          <w:sz w:val="24"/>
+          <w:szCs w:val="24"/>
+        </w:rPr>
+        <w:t>Assisted with providing customer service</w:t>
+      </w:r>
+      <w:r>
+        <w:rPr>
+          <w:rFonts w:ascii="Times New Roman" w:hAnsi="Times New Roman" w:cs="Times New Roman"/>
+          <w:bCs/>
+          <w:sz w:val="24"/>
+          <w:szCs w:val="24"/>
+        </w:rPr>
+        <w:t xml:space="preserve"> to guests and provided crowd control for the conference</w:t>
+      </w:r>
+      <w:r>
+        <w:rPr>
+          <w:rFonts w:ascii="Times New Roman" w:hAnsi="Times New Roman" w:cs="Times New Roman"/>
+          <w:bCs/>
+          <w:sz w:val="24"/>
+          <w:szCs w:val="24"/>
+        </w:rPr>
+        <w:t>.</w:t>
+      </w:r>
+    </w:p>
+    <w:p>
+      <w:pPr>
+        <w:pStyle w:val="ListParagraph"/>
+        <w:rPr>
+          <w:rFonts w:ascii="Times New Roman" w:hAnsi="Times New Roman" w:cs="Times New Roman"/>
+          <w:sz w:val="24"/>
+          <w:szCs w:val="24"/>
+        </w:rPr>
+      </w:pPr>
+    </w:p>
+    <w:tbl>
+      <w:tblPr>
+        <w:tblStyle w:val="TableGrid"/>
+        <w:tblW w:w="10985" w:type="dxa"/>
+        <w:tblInd w:w="-95" w:type="dxa"/>
+        <w:tblBorders>
+          <w:top w:val="none" w:sz="0" w:space="0" w:color="auto"/>
+          <w:left w:val="none" w:sz="0" w:space="0" w:color="auto"/>
+          <w:bottom w:val="none" w:sz="0" w:space="0" w:color="auto"/>
+          <w:right w:val="none" w:sz="0" w:space="0" w:color="auto"/>
+          <w:insideH w:val="none" w:sz="0" w:space="0" w:color="auto"/>
+          <w:insideV w:val="none" w:sz="0" w:space="0" w:color="auto"/>
+        </w:tblBorders>
+        <w:tblLook w:val="04A0" w:firstRow="1" w:lastRow="0" w:firstColumn="1" w:lastColumn="0" w:noHBand="0" w:noVBand="1"/>
+      </w:tblPr>
+      <w:tblGrid>
+        <w:gridCol w:w="4770"/>
+        <w:gridCol w:w="6215"/>
+      </w:tblGrid>
+      <w:tr>
+        <w:tc>
+          <w:tcPr>
+            <w:tcW w:w="4770" w:type="dxa"/>
+          </w:tcPr>
+          <w:p>
+            <w:pPr>
+              <w:rPr>
+                <w:rFonts w:ascii="Times New Roman" w:hAnsi="Times New Roman" w:cs="Times New Roman"/>
+                <w:b/>
+                <w:sz w:val="24"/>
+                <w:szCs w:val="24"/>
+              </w:rPr>
+            </w:pPr>
+            <w:r>
+              <w:rPr>
+                <w:rFonts w:ascii="Times New Roman" w:hAnsi="Times New Roman" w:cs="Times New Roman"/>
+                <w:b/>
+                <w:sz w:val="24"/>
+                <w:szCs w:val="24"/>
+              </w:rPr>
+              <w:t>Creative Consultants</w:t>
+            </w:r>
+          </w:p>
+        </w:tc>
+        <w:tc>
+          <w:tcPr>
+            <w:tcW w:w="6215" w:type="dxa"/>
+          </w:tcPr>
+          <w:p>
+            <w:pPr>
+              <w:jc w:val="right"/>
+              <w:rPr>
+                <w:rFonts w:ascii="Times New Roman" w:hAnsi="Times New Roman" w:cs="Times New Roman"/>
+                <w:b/>
+                <w:sz w:val="24"/>
+                <w:szCs w:val="24"/>
+              </w:rPr>
+            </w:pPr>
+            <w:r>
+              <w:rPr>
+                <w:rFonts w:ascii="Times New Roman" w:hAnsi="Times New Roman" w:cs="Times New Roman"/>
+                <w:sz w:val="24"/>
+                <w:szCs w:val="24"/>
+              </w:rPr>
+              <w:t>May 2016 – August 2017</w:t>
+            </w:r>
+          </w:p>
+        </w:tc>
+      </w:tr>
+    </w:tbl>
+    <w:p>
+      <w:pPr>
         <w:rPr>
           <w:rFonts w:ascii="Times New Roman" w:hAnsi="Times New Roman" w:cs="Times New Roman"/>
           <w:bCs/>
@@ -766,8 +1203,7 @@
           <w:sz w:val="24"/>
           <w:szCs w:val="24"/>
         </w:rPr>
-        <w:t xml:space="preserve">&amp; </w:t>
-      </w:r>
+      </w:pPr>
       <w:r>
         <w:rPr>
           <w:rFonts w:ascii="Times New Roman" w:hAnsi="Times New Roman" w:cs="Times New Roman"/>
@@ -777,18 +1213,7 @@
           <w:sz w:val="24"/>
           <w:szCs w:val="24"/>
         </w:rPr>
-        <w:t xml:space="preserve">Front-end </w:t>
-      </w:r>
-      <w:r>
-        <w:rPr>
-          <w:rFonts w:ascii="Times New Roman" w:hAnsi="Times New Roman" w:cs="Times New Roman"/>
-          <w:bCs/>
-          <w:i/>
-          <w:iCs/>
-          <w:sz w:val="24"/>
-          <w:szCs w:val="24"/>
-        </w:rPr>
-        <w:t>Developer</w:t>
+        <w:t>Intern</w:t>
       </w:r>
     </w:p>
     <w:p>
@@ -796,7 +1221,7 @@
         <w:pStyle w:val="ListParagraph"/>
         <w:numPr>
           <w:ilvl w:val="0"/>
-          <w:numId w:val="2"/>
+          <w:numId w:val="3"/>
         </w:numPr>
         <w:rPr>
           <w:rFonts w:ascii="Times New Roman" w:hAnsi="Times New Roman" w:cs="Times New Roman"/>
@@ -812,7 +1237,25 @@
           <w:sz w:val="24"/>
           <w:szCs w:val="24"/>
         </w:rPr>
-        <w:t xml:space="preserve">Developed and maintained internal web applications using JavaScript, HTML, and CSS. </w:t>
+        <w:t>Built and configured hybrid computers</w:t>
+      </w:r>
+      <w:r>
+        <w:rPr>
+          <w:rFonts w:ascii="Times New Roman" w:hAnsi="Times New Roman" w:cs="Times New Roman"/>
+          <w:bCs/>
+          <w:sz w:val="24"/>
+          <w:szCs w:val="24"/>
+        </w:rPr>
+        <w:t xml:space="preserve"> for use in universities and businesses</w:t>
+      </w:r>
+      <w:r>
+        <w:rPr>
+          <w:rFonts w:ascii="Times New Roman" w:hAnsi="Times New Roman" w:cs="Times New Roman"/>
+          <w:bCs/>
+          <w:sz w:val="24"/>
+          <w:szCs w:val="24"/>
+        </w:rPr>
+        <w:t>.</w:t>
       </w:r>
     </w:p>
     <w:p>
@@ -820,7 +1263,7 @@
         <w:pStyle w:val="ListParagraph"/>
         <w:numPr>
           <w:ilvl w:val="0"/>
-          <w:numId w:val="2"/>
+          <w:numId w:val="3"/>
         </w:numPr>
         <w:rPr>
           <w:rFonts w:ascii="Times New Roman" w:hAnsi="Times New Roman" w:cs="Times New Roman"/>
@@ -836,16 +1279,7 @@
           <w:sz w:val="24"/>
           <w:szCs w:val="24"/>
         </w:rPr>
-        <w:t>Maintained</w:t>
-      </w:r>
-      <w:r>
-        <w:rPr>
-          <w:rFonts w:ascii="Times New Roman" w:hAnsi="Times New Roman" w:cs="Times New Roman"/>
-          <w:bCs/>
-          <w:sz w:val="24"/>
-          <w:szCs w:val="24"/>
-        </w:rPr>
-        <w:t xml:space="preserve"> quality assurance by monitoring and grading calls.</w:t>
+        <w:t>Installed and configured Mint Linux.</w:t>
       </w:r>
     </w:p>
     <w:p>
@@ -853,7 +1287,7 @@
         <w:pStyle w:val="ListParagraph"/>
         <w:numPr>
           <w:ilvl w:val="0"/>
-          <w:numId w:val="2"/>
+          <w:numId w:val="3"/>
         </w:numPr>
         <w:rPr>
           <w:rFonts w:ascii="Times New Roman" w:hAnsi="Times New Roman" w:cs="Times New Roman"/>
@@ -869,7 +1303,7 @@
           <w:sz w:val="24"/>
           <w:szCs w:val="24"/>
         </w:rPr>
-        <w:t xml:space="preserve">Assisted callers </w:t>
+        <w:t>Created displays for use at conferences</w:t>
       </w:r>
       <w:r>
         <w:rPr>
@@ -878,7 +1312,7 @@
           <w:sz w:val="24"/>
           <w:szCs w:val="24"/>
         </w:rPr>
-        <w:t>by providing support over phone calls</w:t>
+        <w:t xml:space="preserve"> to demonstrate hybrid computing capabilities</w:t>
       </w:r>
       <w:r>
         <w:rPr>
@@ -903,15 +1337,9 @@
     <w:p>
       <w:pPr>
         <w:pStyle w:val="ResumeHeading"/>
-        <w:rPr>
-          <w:rFonts w:ascii="Times New Roman" w:hAnsi="Times New Roman" w:cs="Times New Roman"/>
-        </w:rPr>
-      </w:pPr>
-      <w:r>
-        <w:rPr>
-          <w:rFonts w:ascii="Times New Roman" w:hAnsi="Times New Roman" w:cs="Times New Roman"/>
-        </w:rPr>
-        <w:t>Volunteer Experience</w:t>
+      </w:pPr>
+      <w:r>
+        <w:t>Professional Development</w:t>
       </w:r>
     </w:p>
     <w:tbl>
@@ -942,7 +1370,7 @@
             <w:pPr>
               <w:rPr>
                 <w:rFonts w:ascii="Times New Roman" w:hAnsi="Times New Roman" w:cs="Times New Roman"/>
-                <w:bCs/>
+                <w:b/>
                 <w:sz w:val="24"/>
                 <w:szCs w:val="24"/>
               </w:rPr>
@@ -950,7 +1378,7 @@
             <w:r>
               <w:rPr>
                 <w:rFonts w:ascii="Times New Roman" w:hAnsi="Times New Roman" w:cs="Times New Roman"/>
-                <w:bCs/>
+                <w:b/>
                 <w:sz w:val="24"/>
                 <w:szCs w:val="24"/>
               </w:rPr>
@@ -986,29 +1414,6 @@
     </w:tbl>
     <w:p>
       <w:pPr>
-        <w:rPr>
-          <w:rFonts w:ascii="Times New Roman" w:hAnsi="Times New Roman" w:cs="Times New Roman"/>
-          <w:bCs/>
-          <w:i/>
-          <w:iCs/>
-          <w:sz w:val="24"/>
-          <w:szCs w:val="24"/>
-        </w:rPr>
-      </w:pPr>
-      <w:r>
-        <w:rPr>
-          <w:rFonts w:ascii="Times New Roman" w:hAnsi="Times New Roman" w:cs="Times New Roman"/>
-          <w:bCs/>
-          <w:i/>
-          <w:iCs/>
-          <w:sz w:val="24"/>
-          <w:szCs w:val="24"/>
-        </w:rPr>
-        <w:t>Team Captain</w:t>
-      </w:r>
-    </w:p>
-    <w:p>
-      <w:pPr>
         <w:pStyle w:val="ListParagraph"/>
         <w:numPr>
           <w:ilvl w:val="0"/>
@@ -1017,256 +1422,13 @@
         <w:rPr>
           <w:rFonts w:ascii="Times New Roman" w:hAnsi="Times New Roman" w:cs="Times New Roman"/>
           <w:bCs/>
-          <w:sz w:val="24"/>
-          <w:szCs w:val="24"/>
-        </w:rPr>
-      </w:pPr>
-      <w:r>
-        <w:rPr>
-          <w:rFonts w:ascii="Times New Roman" w:hAnsi="Times New Roman" w:cs="Times New Roman"/>
-          <w:bCs/>
-          <w:sz w:val="24"/>
-          <w:szCs w:val="24"/>
-        </w:rPr>
-        <w:t xml:space="preserve">Utilized team management skills </w:t>
-      </w:r>
-      <w:r>
-        <w:rPr>
-          <w:rFonts w:ascii="Times New Roman" w:hAnsi="Times New Roman" w:cs="Times New Roman"/>
-          <w:bCs/>
-          <w:sz w:val="24"/>
-          <w:szCs w:val="24"/>
-        </w:rPr>
-        <w:t>to secure a</w:t>
-      </w:r>
-      <w:r>
-        <w:rPr>
-          <w:rFonts w:ascii="Times New Roman" w:hAnsi="Times New Roman" w:cs="Times New Roman"/>
-          <w:bCs/>
-          <w:sz w:val="24"/>
-          <w:szCs w:val="24"/>
-        </w:rPr>
-        <w:t xml:space="preserve"> simulated corporate network.</w:t>
-      </w:r>
-    </w:p>
-    <w:p>
-      <w:pPr>
-        <w:pStyle w:val="ListParagraph"/>
-        <w:numPr>
-          <w:ilvl w:val="0"/>
-          <w:numId w:val="3"/>
-        </w:numPr>
-        <w:rPr>
-          <w:rFonts w:ascii="Times New Roman" w:hAnsi="Times New Roman" w:cs="Times New Roman"/>
-          <w:bCs/>
-          <w:sz w:val="24"/>
-          <w:szCs w:val="24"/>
-        </w:rPr>
-      </w:pPr>
-      <w:r>
-        <w:rPr>
-          <w:rFonts w:ascii="Times New Roman" w:hAnsi="Times New Roman" w:cs="Times New Roman"/>
-          <w:bCs/>
-          <w:sz w:val="24"/>
-          <w:szCs w:val="24"/>
-        </w:rPr>
-        <w:t>Preformed</w:t>
-      </w:r>
-      <w:r>
-        <w:rPr>
-          <w:rFonts w:ascii="Times New Roman" w:hAnsi="Times New Roman" w:cs="Times New Roman"/>
-          <w:bCs/>
-          <w:sz w:val="24"/>
-          <w:szCs w:val="24"/>
-        </w:rPr>
-        <w:t xml:space="preserve"> host</w:t>
-      </w:r>
-      <w:r>
-        <w:rPr>
-          <w:rFonts w:ascii="Times New Roman" w:hAnsi="Times New Roman" w:cs="Times New Roman"/>
-          <w:bCs/>
-          <w:sz w:val="24"/>
-          <w:szCs w:val="24"/>
-        </w:rPr>
-        <w:t xml:space="preserve"> hardening on vulnerable systems.</w:t>
-      </w:r>
-    </w:p>
-    <w:p>
-      <w:pPr>
-        <w:pStyle w:val="ListParagraph"/>
-        <w:numPr>
-          <w:ilvl w:val="0"/>
-          <w:numId w:val="3"/>
-        </w:numPr>
-        <w:rPr>
-          <w:rFonts w:ascii="Times New Roman" w:hAnsi="Times New Roman" w:cs="Times New Roman"/>
-          <w:bCs/>
-          <w:sz w:val="24"/>
-          <w:szCs w:val="24"/>
-        </w:rPr>
-      </w:pPr>
-      <w:r>
-        <w:rPr>
-          <w:rFonts w:ascii="Times New Roman" w:hAnsi="Times New Roman" w:cs="Times New Roman"/>
-          <w:bCs/>
-          <w:sz w:val="24"/>
-          <w:szCs w:val="24"/>
-        </w:rPr>
-        <w:t>Monitored and responded to</w:t>
-      </w:r>
-      <w:r>
-        <w:rPr>
-          <w:rFonts w:ascii="Times New Roman" w:hAnsi="Times New Roman" w:cs="Times New Roman"/>
-          <w:bCs/>
-          <w:sz w:val="24"/>
-          <w:szCs w:val="24"/>
-        </w:rPr>
-        <w:t xml:space="preserve"> simulated</w:t>
-      </w:r>
-      <w:r>
-        <w:rPr>
-          <w:rFonts w:ascii="Times New Roman" w:hAnsi="Times New Roman" w:cs="Times New Roman"/>
-          <w:bCs/>
-          <w:sz w:val="24"/>
-          <w:szCs w:val="24"/>
-        </w:rPr>
-        <w:t xml:space="preserve"> </w:t>
-      </w:r>
-      <w:r>
-        <w:rPr>
-          <w:rFonts w:ascii="Times New Roman" w:hAnsi="Times New Roman" w:cs="Times New Roman"/>
-          <w:bCs/>
-          <w:sz w:val="24"/>
-          <w:szCs w:val="24"/>
-        </w:rPr>
-        <w:t>cyber</w:t>
-      </w:r>
-      <w:r>
-        <w:rPr>
-          <w:rFonts w:ascii="Times New Roman" w:hAnsi="Times New Roman" w:cs="Times New Roman"/>
-          <w:bCs/>
-          <w:sz w:val="24"/>
-          <w:szCs w:val="24"/>
-        </w:rPr>
-        <w:t>-</w:t>
-      </w:r>
-      <w:r>
-        <w:rPr>
-          <w:rFonts w:ascii="Times New Roman" w:hAnsi="Times New Roman" w:cs="Times New Roman"/>
-          <w:bCs/>
-          <w:sz w:val="24"/>
-          <w:szCs w:val="24"/>
-        </w:rPr>
-        <w:t>attacks</w:t>
-      </w:r>
-      <w:r>
-        <w:rPr>
-          <w:rFonts w:ascii="Times New Roman" w:hAnsi="Times New Roman" w:cs="Times New Roman"/>
-          <w:bCs/>
-          <w:sz w:val="24"/>
-          <w:szCs w:val="24"/>
-        </w:rPr>
-        <w:t>.</w:t>
-      </w:r>
-    </w:p>
-    <w:p>
-      <w:pPr>
-        <w:rPr>
-          <w:rFonts w:ascii="Times New Roman" w:hAnsi="Times New Roman" w:cs="Times New Roman"/>
-          <w:bCs/>
-          <w:sz w:val="24"/>
-          <w:szCs w:val="24"/>
-        </w:rPr>
-      </w:pPr>
-    </w:p>
-    <w:tbl>
-      <w:tblPr>
-        <w:tblStyle w:val="TableGrid"/>
-        <w:tblW w:w="0" w:type="auto"/>
-        <w:tblInd w:w="-95" w:type="dxa"/>
-        <w:tblBorders>
-          <w:top w:val="none" w:sz="0" w:space="0" w:color="auto"/>
-          <w:left w:val="none" w:sz="0" w:space="0" w:color="auto"/>
-          <w:bottom w:val="none" w:sz="0" w:space="0" w:color="auto"/>
-          <w:right w:val="none" w:sz="0" w:space="0" w:color="auto"/>
-          <w:insideH w:val="none" w:sz="0" w:space="0" w:color="auto"/>
-          <w:insideV w:val="none" w:sz="0" w:space="0" w:color="auto"/>
-        </w:tblBorders>
-        <w:tblLook w:val="04A0" w:firstRow="1" w:lastRow="0" w:firstColumn="1" w:lastColumn="0" w:noHBand="0" w:noVBand="1"/>
-      </w:tblPr>
-      <w:tblGrid>
-        <w:gridCol w:w="4140"/>
-        <w:gridCol w:w="6755"/>
-      </w:tblGrid>
-      <w:tr>
-        <w:tc>
-          <w:tcPr>
-            <w:tcW w:w="4140" w:type="dxa"/>
-          </w:tcPr>
-          <w:p>
-            <w:pPr>
-              <w:rPr>
-                <w:rFonts w:ascii="Times New Roman" w:hAnsi="Times New Roman" w:cs="Times New Roman"/>
-                <w:bCs/>
-                <w:sz w:val="24"/>
-                <w:szCs w:val="24"/>
-              </w:rPr>
-            </w:pPr>
-            <w:r>
-              <w:rPr>
-                <w:rFonts w:ascii="Times New Roman" w:hAnsi="Times New Roman" w:cs="Times New Roman"/>
-                <w:bCs/>
-                <w:sz w:val="24"/>
-                <w:szCs w:val="24"/>
-              </w:rPr>
-              <w:t xml:space="preserve">Capstone Project – Phish4Education </w:t>
-            </w:r>
-          </w:p>
-        </w:tc>
-        <w:tc>
-          <w:tcPr>
-            <w:tcW w:w="6755" w:type="dxa"/>
-          </w:tcPr>
-          <w:p>
-            <w:pPr>
-              <w:jc w:val="right"/>
-              <w:rPr>
-                <w:rFonts w:ascii="Times New Roman" w:hAnsi="Times New Roman" w:cs="Times New Roman"/>
-                <w:b/>
-                <w:sz w:val="24"/>
-                <w:szCs w:val="24"/>
-              </w:rPr>
-            </w:pPr>
-            <w:r>
-              <w:rPr>
-                <w:rFonts w:ascii="Times New Roman" w:hAnsi="Times New Roman" w:cs="Times New Roman"/>
-                <w:sz w:val="24"/>
-                <w:szCs w:val="24"/>
-              </w:rPr>
-              <w:t xml:space="preserve">January </w:t>
-            </w:r>
-            <w:r>
-              <w:rPr>
-                <w:rFonts w:ascii="Times New Roman" w:hAnsi="Times New Roman" w:cs="Times New Roman"/>
-                <w:sz w:val="24"/>
-                <w:szCs w:val="24"/>
-              </w:rPr>
-              <w:t>2022</w:t>
-            </w:r>
-            <w:r>
-              <w:rPr>
-                <w:rFonts w:ascii="Times New Roman" w:hAnsi="Times New Roman" w:cs="Times New Roman"/>
-                <w:sz w:val="24"/>
-                <w:szCs w:val="24"/>
-              </w:rPr>
-              <w:t xml:space="preserve"> – April 2022</w:t>
-            </w:r>
-          </w:p>
-        </w:tc>
-      </w:tr>
-    </w:tbl>
-    <w:p>
-      <w:pPr>
+          <w:i/>
+          <w:iCs/>
+          <w:sz w:val="24"/>
+          <w:szCs w:val="24"/>
+        </w:rPr>
+      </w:pPr>
+      <w:r>
         <w:rPr>
           <w:rFonts w:ascii="Times New Roman" w:hAnsi="Times New Roman" w:cs="Times New Roman"/>
           <w:bCs/>
@@ -1275,8 +1437,11 @@
           <w:sz w:val="24"/>
           <w:szCs w:val="24"/>
         </w:rPr>
-      </w:pPr>
-      <w:r>
+        <w:t>Team Captain</w:t>
+      </w:r>
+    </w:p>
+    <w:p>
+      <w:pPr>
         <w:rPr>
           <w:rFonts w:ascii="Times New Roman" w:hAnsi="Times New Roman" w:cs="Times New Roman"/>
           <w:bCs/>
@@ -1285,120 +1450,15 @@
           <w:sz w:val="24"/>
           <w:szCs w:val="24"/>
         </w:rPr>
-        <w:t>Project Manager</w:t>
-      </w:r>
+      </w:pPr>
     </w:p>
     <w:p>
       <w:pPr>
-        <w:pStyle w:val="ListParagraph"/>
-        <w:numPr>
-          <w:ilvl w:val="0"/>
-          <w:numId w:val="3"/>
-        </w:numPr>
-        <w:rPr>
-          <w:rFonts w:ascii="Times New Roman" w:hAnsi="Times New Roman" w:cs="Times New Roman"/>
-          <w:bCs/>
-          <w:sz w:val="24"/>
-          <w:szCs w:val="24"/>
-        </w:rPr>
-      </w:pPr>
-      <w:r>
-        <w:rPr>
-          <w:rFonts w:ascii="Times New Roman" w:hAnsi="Times New Roman" w:cs="Times New Roman"/>
-          <w:bCs/>
-          <w:sz w:val="24"/>
-          <w:szCs w:val="24"/>
-        </w:rPr>
-        <w:t xml:space="preserve">Designed, implemented, and organized </w:t>
-      </w:r>
-      <w:r>
-        <w:rPr>
-          <w:rFonts w:ascii="Times New Roman" w:hAnsi="Times New Roman" w:cs="Times New Roman"/>
-          <w:bCs/>
-          <w:sz w:val="24"/>
-          <w:szCs w:val="24"/>
-        </w:rPr>
-        <w:t xml:space="preserve">the </w:t>
-      </w:r>
-      <w:r>
-        <w:rPr>
-          <w:rFonts w:ascii="Times New Roman" w:hAnsi="Times New Roman" w:cs="Times New Roman"/>
-          <w:bCs/>
-          <w:sz w:val="24"/>
-          <w:szCs w:val="24"/>
-        </w:rPr>
-        <w:t xml:space="preserve">development of a web-based application to be used for simulated phishing attacks on school networks. </w:t>
-      </w:r>
-    </w:p>
-    <w:p>
-      <w:pPr>
-        <w:pStyle w:val="ListParagraph"/>
-        <w:numPr>
-          <w:ilvl w:val="0"/>
-          <w:numId w:val="3"/>
-        </w:numPr>
-        <w:rPr>
-          <w:rFonts w:ascii="Times New Roman" w:hAnsi="Times New Roman" w:cs="Times New Roman"/>
-          <w:bCs/>
-          <w:sz w:val="24"/>
-          <w:szCs w:val="24"/>
-        </w:rPr>
-      </w:pPr>
-      <w:r>
-        <w:rPr>
-          <w:rFonts w:ascii="Times New Roman" w:hAnsi="Times New Roman" w:cs="Times New Roman"/>
-          <w:bCs/>
-          <w:sz w:val="24"/>
-          <w:szCs w:val="24"/>
-        </w:rPr>
-        <w:t xml:space="preserve"> </w:t>
-      </w:r>
-      <w:r>
-        <w:rPr>
-          <w:rFonts w:ascii="Times New Roman" w:hAnsi="Times New Roman" w:cs="Times New Roman"/>
-          <w:bCs/>
-          <w:sz w:val="24"/>
-          <w:szCs w:val="24"/>
-        </w:rPr>
-        <w:t xml:space="preserve">Project was created </w:t>
-      </w:r>
-      <w:r>
-        <w:rPr>
-          <w:rFonts w:ascii="Times New Roman" w:hAnsi="Times New Roman" w:cs="Times New Roman"/>
-          <w:bCs/>
-          <w:sz w:val="24"/>
-          <w:szCs w:val="24"/>
-        </w:rPr>
-        <w:t xml:space="preserve">in WordPress and </w:t>
-      </w:r>
-      <w:r>
-        <w:rPr>
-          <w:rFonts w:ascii="Times New Roman" w:hAnsi="Times New Roman" w:cs="Times New Roman"/>
-          <w:bCs/>
-          <w:sz w:val="24"/>
-          <w:szCs w:val="24"/>
-        </w:rPr>
-        <w:t>deployed</w:t>
-      </w:r>
-      <w:r>
-        <w:rPr>
-          <w:rFonts w:ascii="Times New Roman" w:hAnsi="Times New Roman" w:cs="Times New Roman"/>
-          <w:bCs/>
-          <w:sz w:val="24"/>
-          <w:szCs w:val="24"/>
-        </w:rPr>
-        <w:t xml:space="preserve"> on AWS.</w:t>
-      </w:r>
-    </w:p>
-    <w:p>
-      <w:pPr>
-        <w:rPr>
-          <w:rFonts w:ascii="Times New Roman" w:hAnsi="Times New Roman" w:cs="Times New Roman"/>
-          <w:bCs/>
-          <w:sz w:val="24"/>
-          <w:szCs w:val="24"/>
-        </w:rPr>
-      </w:pPr>
+        <w:pStyle w:val="ResumeHeading"/>
+      </w:pPr>
+      <w:r>
+        <w:t>Certifications</w:t>
+      </w:r>
     </w:p>
     <w:tbl>
       <w:tblPr>
@@ -1416,55 +1476,269 @@
         <w:tblLook w:val="04A0" w:firstRow="1" w:lastRow="0" w:firstColumn="1" w:lastColumn="0" w:noHBand="0" w:noVBand="1"/>
       </w:tblPr>
       <w:tblGrid>
-        <w:gridCol w:w="4770"/>
-        <w:gridCol w:w="6215"/>
+        <w:gridCol w:w="6035"/>
+        <w:gridCol w:w="3690"/>
+        <w:gridCol w:w="1260"/>
       </w:tblGrid>
       <w:tr>
         <w:tc>
           <w:tcPr>
-            <w:tcW w:w="4770" w:type="dxa"/>
+            <w:tcW w:w="6035" w:type="dxa"/>
           </w:tcPr>
           <w:p>
             <w:pPr>
               <w:rPr>
-                <w:rFonts w:ascii="Times New Roman" w:hAnsi="Times New Roman" w:cs="Times New Roman"/>
-                <w:bCs/>
-                <w:sz w:val="24"/>
-                <w:szCs w:val="24"/>
+                <w:b/>
+                <w:bCs/>
               </w:rPr>
             </w:pPr>
             <w:r>
               <w:rPr>
-                <w:rFonts w:ascii="Times New Roman" w:hAnsi="Times New Roman" w:cs="Times New Roman"/>
-                <w:bCs/>
-                <w:sz w:val="24"/>
-                <w:szCs w:val="24"/>
-              </w:rPr>
-              <w:t>Creative Consultants</w:t>
-            </w:r>
+                <w:b/>
+                <w:bCs/>
+              </w:rPr>
+              <w:t>CompTIA Security+</w:t>
+            </w:r>
+          </w:p>
+          <w:p>
+            <w:pPr>
+              <w:rPr>
+                <w:rFonts w:ascii="Times New Roman" w:hAnsi="Times New Roman" w:cs="Times New Roman"/>
+                <w:i/>
+                <w:iCs/>
+                <w:sz w:val="24"/>
+                <w:szCs w:val="24"/>
+              </w:rPr>
+            </w:pPr>
+            <w:r>
+              <w:rPr>
+                <w:rFonts w:ascii="Times New Roman" w:hAnsi="Times New Roman" w:cs="Times New Roman"/>
+                <w:i/>
+                <w:iCs/>
+                <w:sz w:val="24"/>
+                <w:szCs w:val="24"/>
+              </w:rPr>
+              <w:t>Code: 8MBLVL8YMJ111SSQ</w:t>
+            </w:r>
+          </w:p>
+          <w:p>
+            <w:pPr>
+              <w:rPr>
+                <w:rFonts w:ascii="Times New Roman" w:hAnsi="Times New Roman" w:cs="Times New Roman"/>
+                <w:sz w:val="24"/>
+                <w:szCs w:val="24"/>
+              </w:rPr>
+            </w:pPr>
           </w:p>
         </w:tc>
         <w:tc>
           <w:tcPr>
-            <w:tcW w:w="6215" w:type="dxa"/>
+            <w:tcW w:w="4950" w:type="dxa"/>
+            <w:gridSpan w:val="2"/>
           </w:tcPr>
           <w:p>
             <w:pPr>
               <w:jc w:val="right"/>
               <w:rPr>
                 <w:rFonts w:ascii="Times New Roman" w:hAnsi="Times New Roman" w:cs="Times New Roman"/>
+                <w:bCs/>
+                <w:sz w:val="24"/>
+                <w:szCs w:val="24"/>
+              </w:rPr>
+            </w:pPr>
+            <w:r>
+              <w:rPr>
+                <w:rFonts w:ascii="Times New Roman" w:hAnsi="Times New Roman" w:cs="Times New Roman"/>
+                <w:bCs/>
+                <w:sz w:val="24"/>
+                <w:szCs w:val="24"/>
+              </w:rPr>
+              <w:t xml:space="preserve"> June </w:t>
+            </w:r>
+            <w:r>
+              <w:rPr>
+                <w:rFonts w:ascii="Times New Roman" w:hAnsi="Times New Roman" w:cs="Times New Roman"/>
+                <w:bCs/>
+                <w:sz w:val="24"/>
+                <w:szCs w:val="24"/>
+              </w:rPr>
+              <w:t>2023</w:t>
+            </w:r>
+          </w:p>
+        </w:tc>
+      </w:tr>
+      <w:tr>
+        <w:tblPrEx>
+          <w:tblBorders>
+            <w:top w:val="single" w:sz="4" w:space="0" w:color="auto"/>
+            <w:left w:val="single" w:sz="4" w:space="0" w:color="auto"/>
+            <w:bottom w:val="single" w:sz="4" w:space="0" w:color="auto"/>
+            <w:right w:val="single" w:sz="4" w:space="0" w:color="auto"/>
+            <w:insideH w:val="single" w:sz="4" w:space="0" w:color="auto"/>
+            <w:insideV w:val="single" w:sz="4" w:space="0" w:color="auto"/>
+          </w:tblBorders>
+        </w:tblPrEx>
+        <w:tc>
+          <w:tcPr>
+            <w:tcW w:w="9725" w:type="dxa"/>
+            <w:gridSpan w:val="2"/>
+            <w:tcBorders>
+              <w:top w:val="nil"/>
+              <w:left w:val="nil"/>
+              <w:bottom w:val="nil"/>
+              <w:right w:val="nil"/>
+            </w:tcBorders>
+          </w:tcPr>
+          <w:p>
+            <w:pPr>
+              <w:rPr>
                 <w:b/>
-                <w:sz w:val="24"/>
-                <w:szCs w:val="24"/>
+                <w:bCs/>
               </w:rPr>
             </w:pPr>
-            <w:r>
-              <w:rPr>
-                <w:rFonts w:ascii="Times New Roman" w:hAnsi="Times New Roman" w:cs="Times New Roman"/>
-                <w:sz w:val="24"/>
-                <w:szCs w:val="24"/>
-              </w:rPr>
-              <w:t>May 2016 – August 2017</w:t>
+            <w:proofErr w:type="spellStart"/>
+            <w:r>
+              <w:rPr>
+                <w:b/>
+                <w:bCs/>
+              </w:rPr>
+              <w:t>TryHackMe</w:t>
+            </w:r>
+            <w:proofErr w:type="spellEnd"/>
+          </w:p>
+          <w:p>
+            <w:pPr>
+              <w:rPr>
+                <w:rFonts w:ascii="Times New Roman" w:hAnsi="Times New Roman" w:cs="Times New Roman"/>
+                <w:i/>
+                <w:iCs/>
+                <w:sz w:val="24"/>
+                <w:szCs w:val="24"/>
+              </w:rPr>
+            </w:pPr>
+            <w:hyperlink r:id="rId7" w:history="1">
+              <w:r>
+                <w:rPr>
+                  <w:rStyle w:val="Hyperlink"/>
+                  <w:rFonts w:ascii="Times New Roman" w:hAnsi="Times New Roman" w:cs="Times New Roman"/>
+                  <w:i/>
+                  <w:iCs/>
+                  <w:sz w:val="24"/>
+                  <w:szCs w:val="24"/>
+                </w:rPr>
+                <w:t>Intro to Cyber</w:t>
+              </w:r>
+            </w:hyperlink>
+            <w:r>
+              <w:rPr>
+                <w:rFonts w:ascii="Times New Roman" w:hAnsi="Times New Roman" w:cs="Times New Roman"/>
+                <w:i/>
+                <w:iCs/>
+                <w:sz w:val="24"/>
+                <w:szCs w:val="24"/>
+              </w:rPr>
+              <w:t xml:space="preserve">, </w:t>
+            </w:r>
+            <w:hyperlink r:id="rId8" w:history="1">
+              <w:proofErr w:type="spellStart"/>
+              <w:r>
+                <w:rPr>
+                  <w:rStyle w:val="Hyperlink"/>
+                  <w:rFonts w:ascii="Times New Roman" w:hAnsi="Times New Roman" w:cs="Times New Roman"/>
+                  <w:i/>
+                  <w:iCs/>
+                  <w:sz w:val="24"/>
+                  <w:szCs w:val="24"/>
+                </w:rPr>
+                <w:t>PreSecurity</w:t>
+              </w:r>
+              <w:proofErr w:type="spellEnd"/>
+            </w:hyperlink>
+            <w:r>
+              <w:rPr>
+                <w:rFonts w:ascii="Times New Roman" w:hAnsi="Times New Roman" w:cs="Times New Roman"/>
+                <w:i/>
+                <w:iCs/>
+                <w:sz w:val="24"/>
+                <w:szCs w:val="24"/>
+              </w:rPr>
+              <w:t xml:space="preserve">, </w:t>
+            </w:r>
+            <w:hyperlink r:id="rId9" w:history="1">
+              <w:r>
+                <w:rPr>
+                  <w:rStyle w:val="Hyperlink"/>
+                  <w:rFonts w:ascii="Times New Roman" w:hAnsi="Times New Roman" w:cs="Times New Roman"/>
+                  <w:i/>
+                  <w:iCs/>
+                  <w:sz w:val="24"/>
+                  <w:szCs w:val="24"/>
+                </w:rPr>
+                <w:t>Web Fundamentals</w:t>
+              </w:r>
+            </w:hyperlink>
+            <w:r>
+              <w:rPr>
+                <w:rFonts w:ascii="Times New Roman" w:hAnsi="Times New Roman" w:cs="Times New Roman"/>
+                <w:i/>
+                <w:iCs/>
+                <w:sz w:val="24"/>
+                <w:szCs w:val="24"/>
+              </w:rPr>
+              <w:t xml:space="preserve">, and </w:t>
+            </w:r>
+            <w:hyperlink r:id="rId10" w:history="1">
+              <w:r>
+                <w:rPr>
+                  <w:rStyle w:val="Hyperlink"/>
+                  <w:rFonts w:ascii="Times New Roman" w:hAnsi="Times New Roman" w:cs="Times New Roman"/>
+                  <w:i/>
+                  <w:iCs/>
+                  <w:sz w:val="24"/>
+                  <w:szCs w:val="24"/>
+                </w:rPr>
+                <w:t>Jr Penetration Tester</w:t>
+              </w:r>
+            </w:hyperlink>
+          </w:p>
+        </w:tc>
+        <w:tc>
+          <w:tcPr>
+            <w:tcW w:w="1260" w:type="dxa"/>
+            <w:tcBorders>
+              <w:top w:val="nil"/>
+              <w:left w:val="nil"/>
+              <w:bottom w:val="nil"/>
+              <w:right w:val="nil"/>
+            </w:tcBorders>
+          </w:tcPr>
+          <w:p>
+            <w:pPr>
+              <w:jc w:val="right"/>
+              <w:rPr>
+                <w:rFonts w:ascii="Times New Roman" w:hAnsi="Times New Roman" w:cs="Times New Roman"/>
+                <w:bCs/>
+                <w:sz w:val="24"/>
+                <w:szCs w:val="24"/>
+              </w:rPr>
+            </w:pPr>
+            <w:r>
+              <w:rPr>
+                <w:rFonts w:ascii="Times New Roman" w:hAnsi="Times New Roman" w:cs="Times New Roman"/>
+                <w:bCs/>
+                <w:sz w:val="24"/>
+                <w:szCs w:val="24"/>
+              </w:rPr>
+              <w:t xml:space="preserve"> June </w:t>
+            </w:r>
+            <w:r>
+              <w:rPr>
+                <w:rFonts w:ascii="Times New Roman" w:hAnsi="Times New Roman" w:cs="Times New Roman"/>
+                <w:bCs/>
+                <w:sz w:val="24"/>
+                <w:szCs w:val="24"/>
+              </w:rPr>
+              <w:t>2023</w:t>
             </w:r>
           </w:p>
         </w:tc>
@@ -1474,370 +1748,12 @@
       <w:pPr>
         <w:rPr>
           <w:rFonts w:ascii="Times New Roman" w:hAnsi="Times New Roman" w:cs="Times New Roman"/>
-          <w:bCs/>
-          <w:i/>
-          <w:iCs/>
-          <w:sz w:val="24"/>
-          <w:szCs w:val="24"/>
-        </w:rPr>
-      </w:pPr>
-      <w:r>
-        <w:rPr>
-          <w:rFonts w:ascii="Times New Roman" w:hAnsi="Times New Roman" w:cs="Times New Roman"/>
-          <w:bCs/>
-          <w:i/>
-          <w:iCs/>
-          <w:sz w:val="24"/>
-          <w:szCs w:val="24"/>
-        </w:rPr>
-        <w:t>Intern</w:t>
-      </w:r>
-    </w:p>
-    <w:p>
-      <w:pPr>
-        <w:pStyle w:val="ListParagraph"/>
-        <w:numPr>
-          <w:ilvl w:val="0"/>
-          <w:numId w:val="3"/>
-        </w:numPr>
-        <w:rPr>
-          <w:rFonts w:ascii="Times New Roman" w:hAnsi="Times New Roman" w:cs="Times New Roman"/>
-          <w:bCs/>
-          <w:sz w:val="24"/>
-          <w:szCs w:val="24"/>
-        </w:rPr>
-      </w:pPr>
-      <w:r>
-        <w:rPr>
-          <w:rFonts w:ascii="Times New Roman" w:hAnsi="Times New Roman" w:cs="Times New Roman"/>
-          <w:bCs/>
-          <w:sz w:val="24"/>
-          <w:szCs w:val="24"/>
-        </w:rPr>
-        <w:t>Built and configured hybrid computers</w:t>
-      </w:r>
-      <w:r>
-        <w:rPr>
-          <w:rFonts w:ascii="Times New Roman" w:hAnsi="Times New Roman" w:cs="Times New Roman"/>
-          <w:bCs/>
-          <w:sz w:val="24"/>
-          <w:szCs w:val="24"/>
-        </w:rPr>
-        <w:t xml:space="preserve"> for use in universities and businesses</w:t>
-      </w:r>
-      <w:r>
-        <w:rPr>
-          <w:rFonts w:ascii="Times New Roman" w:hAnsi="Times New Roman" w:cs="Times New Roman"/>
-          <w:bCs/>
-          <w:sz w:val="24"/>
-          <w:szCs w:val="24"/>
-        </w:rPr>
-        <w:t>.</w:t>
-      </w:r>
-    </w:p>
-    <w:p>
-      <w:pPr>
-        <w:pStyle w:val="ListParagraph"/>
-        <w:numPr>
-          <w:ilvl w:val="0"/>
-          <w:numId w:val="3"/>
-        </w:numPr>
-        <w:rPr>
-          <w:rFonts w:ascii="Times New Roman" w:hAnsi="Times New Roman" w:cs="Times New Roman"/>
-          <w:bCs/>
-          <w:sz w:val="24"/>
-          <w:szCs w:val="24"/>
-        </w:rPr>
-      </w:pPr>
-      <w:r>
-        <w:rPr>
-          <w:rFonts w:ascii="Times New Roman" w:hAnsi="Times New Roman" w:cs="Times New Roman"/>
-          <w:bCs/>
-          <w:sz w:val="24"/>
-          <w:szCs w:val="24"/>
-        </w:rPr>
-        <w:t>Installed and configured Mint Linux.</w:t>
-      </w:r>
-    </w:p>
-    <w:p>
-      <w:pPr>
-        <w:pStyle w:val="ListParagraph"/>
-        <w:numPr>
-          <w:ilvl w:val="0"/>
-          <w:numId w:val="3"/>
-        </w:numPr>
-        <w:rPr>
-          <w:rFonts w:ascii="Times New Roman" w:hAnsi="Times New Roman" w:cs="Times New Roman"/>
-          <w:bCs/>
-          <w:sz w:val="24"/>
-          <w:szCs w:val="24"/>
-        </w:rPr>
-      </w:pPr>
-      <w:r>
-        <w:rPr>
-          <w:rFonts w:ascii="Times New Roman" w:hAnsi="Times New Roman" w:cs="Times New Roman"/>
-          <w:bCs/>
-          <w:sz w:val="24"/>
-          <w:szCs w:val="24"/>
-        </w:rPr>
-        <w:t>Created displays for use at conferences</w:t>
-      </w:r>
-      <w:r>
-        <w:rPr>
-          <w:rFonts w:ascii="Times New Roman" w:hAnsi="Times New Roman" w:cs="Times New Roman"/>
-          <w:bCs/>
-          <w:sz w:val="24"/>
-          <w:szCs w:val="24"/>
-        </w:rPr>
-        <w:t xml:space="preserve"> to demonstrate hybrid computing capabilities</w:t>
-      </w:r>
-      <w:r>
-        <w:rPr>
-          <w:rFonts w:ascii="Times New Roman" w:hAnsi="Times New Roman" w:cs="Times New Roman"/>
-          <w:bCs/>
-          <w:sz w:val="24"/>
-          <w:szCs w:val="24"/>
-        </w:rPr>
-        <w:t>.</w:t>
-      </w:r>
-    </w:p>
-    <w:p>
-      <w:pPr>
-        <w:rPr>
-          <w:rFonts w:ascii="Times New Roman" w:hAnsi="Times New Roman" w:cs="Times New Roman"/>
-          <w:bCs/>
-          <w:sz w:val="24"/>
-          <w:szCs w:val="24"/>
-        </w:rPr>
-      </w:pPr>
-    </w:p>
-    <w:p>
-      <w:pPr>
-        <w:pStyle w:val="ResumeHeading"/>
-        <w:rPr>
-          <w:rFonts w:ascii="Times New Roman" w:hAnsi="Times New Roman" w:cs="Times New Roman"/>
-        </w:rPr>
-      </w:pPr>
-      <w:r>
-        <w:rPr>
-          <w:rFonts w:ascii="Times New Roman" w:hAnsi="Times New Roman" w:cs="Times New Roman"/>
-        </w:rPr>
-        <w:t>Education</w:t>
-      </w:r>
-    </w:p>
-    <w:tbl>
-      <w:tblPr>
-        <w:tblStyle w:val="TableGrid"/>
-        <w:tblW w:w="10985" w:type="dxa"/>
-        <w:tblInd w:w="-95" w:type="dxa"/>
-        <w:tblBorders>
-          <w:top w:val="none" w:sz="0" w:space="0" w:color="auto"/>
-          <w:left w:val="none" w:sz="0" w:space="0" w:color="auto"/>
-          <w:bottom w:val="none" w:sz="0" w:space="0" w:color="auto"/>
-          <w:right w:val="none" w:sz="0" w:space="0" w:color="auto"/>
-          <w:insideH w:val="none" w:sz="0" w:space="0" w:color="auto"/>
-          <w:insideV w:val="none" w:sz="0" w:space="0" w:color="auto"/>
-        </w:tblBorders>
-        <w:tblLook w:val="04A0" w:firstRow="1" w:lastRow="0" w:firstColumn="1" w:lastColumn="0" w:noHBand="0" w:noVBand="1"/>
-      </w:tblPr>
-      <w:tblGrid>
-        <w:gridCol w:w="4770"/>
-        <w:gridCol w:w="6215"/>
-      </w:tblGrid>
-      <w:tr>
-        <w:tc>
-          <w:tcPr>
-            <w:tcW w:w="4770" w:type="dxa"/>
-          </w:tcPr>
-          <w:p>
-            <w:pPr>
-              <w:rPr>
-                <w:rFonts w:ascii="Times New Roman" w:hAnsi="Times New Roman" w:cs="Times New Roman"/>
-                <w:bCs/>
-                <w:sz w:val="24"/>
-                <w:szCs w:val="24"/>
-              </w:rPr>
-            </w:pPr>
-            <w:r>
-              <w:rPr>
-                <w:rFonts w:ascii="Times New Roman" w:hAnsi="Times New Roman" w:cs="Times New Roman"/>
-                <w:bCs/>
-                <w:sz w:val="24"/>
-                <w:szCs w:val="24"/>
-              </w:rPr>
-              <w:t>Grand Canyon University – Phoenix, AZ</w:t>
-            </w:r>
-          </w:p>
-        </w:tc>
-        <w:tc>
-          <w:tcPr>
-            <w:tcW w:w="6215" w:type="dxa"/>
-          </w:tcPr>
-          <w:p>
-            <w:pPr>
-              <w:jc w:val="right"/>
-              <w:rPr>
-                <w:rFonts w:ascii="Times New Roman" w:hAnsi="Times New Roman" w:cs="Times New Roman"/>
-                <w:b/>
-                <w:sz w:val="24"/>
-                <w:szCs w:val="24"/>
-              </w:rPr>
-            </w:pPr>
-            <w:r>
-              <w:rPr>
-                <w:rFonts w:ascii="Times New Roman" w:hAnsi="Times New Roman" w:cs="Times New Roman"/>
-                <w:sz w:val="24"/>
-                <w:szCs w:val="24"/>
-              </w:rPr>
-              <w:t>May 202</w:t>
-            </w:r>
-            <w:r>
-              <w:rPr>
-                <w:rFonts w:ascii="Times New Roman" w:hAnsi="Times New Roman" w:cs="Times New Roman"/>
-                <w:sz w:val="24"/>
-                <w:szCs w:val="24"/>
-              </w:rPr>
-              <w:t>4</w:t>
-            </w:r>
-          </w:p>
-        </w:tc>
-      </w:tr>
-    </w:tbl>
-    <w:p>
-      <w:pPr>
-        <w:pStyle w:val="ListParagraph"/>
-        <w:ind w:left="360"/>
-        <w:rPr>
-          <w:rFonts w:ascii="Times New Roman" w:hAnsi="Times New Roman" w:cs="Times New Roman"/>
-          <w:bCs/>
-          <w:i/>
-          <w:iCs/>
-          <w:sz w:val="24"/>
-          <w:szCs w:val="24"/>
-        </w:rPr>
-      </w:pPr>
-      <w:r>
-        <w:rPr>
-          <w:rFonts w:ascii="Times New Roman" w:hAnsi="Times New Roman" w:cs="Times New Roman"/>
-          <w:bCs/>
-          <w:i/>
-          <w:iCs/>
-          <w:sz w:val="24"/>
-          <w:szCs w:val="24"/>
-        </w:rPr>
-        <w:t>Master of Science in Cybersecurity</w:t>
-      </w:r>
-    </w:p>
-    <w:p>
-      <w:pPr>
-        <w:pStyle w:val="ListParagraph"/>
-        <w:ind w:left="360"/>
-        <w:rPr>
-          <w:rFonts w:ascii="Times New Roman" w:hAnsi="Times New Roman" w:cs="Times New Roman"/>
           <w:b/>
           <w:bCs/>
           <w:sz w:val="24"/>
           <w:szCs w:val="24"/>
         </w:rPr>
       </w:pPr>
-    </w:p>
-    <w:tbl>
-      <w:tblPr>
-        <w:tblStyle w:val="TableGrid"/>
-        <w:tblW w:w="10985" w:type="dxa"/>
-        <w:tblInd w:w="-95" w:type="dxa"/>
-        <w:tblBorders>
-          <w:top w:val="none" w:sz="0" w:space="0" w:color="auto"/>
-          <w:left w:val="none" w:sz="0" w:space="0" w:color="auto"/>
-          <w:bottom w:val="none" w:sz="0" w:space="0" w:color="auto"/>
-          <w:right w:val="none" w:sz="0" w:space="0" w:color="auto"/>
-          <w:insideH w:val="none" w:sz="0" w:space="0" w:color="auto"/>
-          <w:insideV w:val="none" w:sz="0" w:space="0" w:color="auto"/>
-        </w:tblBorders>
-        <w:tblLook w:val="04A0" w:firstRow="1" w:lastRow="0" w:firstColumn="1" w:lastColumn="0" w:noHBand="0" w:noVBand="1"/>
-      </w:tblPr>
-      <w:tblGrid>
-        <w:gridCol w:w="4770"/>
-        <w:gridCol w:w="6215"/>
-      </w:tblGrid>
-      <w:tr>
-        <w:tc>
-          <w:tcPr>
-            <w:tcW w:w="4770" w:type="dxa"/>
-          </w:tcPr>
-          <w:p>
-            <w:pPr>
-              <w:rPr>
-                <w:rFonts w:ascii="Times New Roman" w:hAnsi="Times New Roman" w:cs="Times New Roman"/>
-                <w:bCs/>
-                <w:sz w:val="24"/>
-                <w:szCs w:val="24"/>
-              </w:rPr>
-            </w:pPr>
-            <w:r>
-              <w:rPr>
-                <w:rFonts w:ascii="Times New Roman" w:hAnsi="Times New Roman" w:cs="Times New Roman"/>
-                <w:bCs/>
-                <w:sz w:val="24"/>
-                <w:szCs w:val="24"/>
-              </w:rPr>
-              <w:t>Grand Canyon University – Phoenix, AZ</w:t>
-            </w:r>
-          </w:p>
-        </w:tc>
-        <w:tc>
-          <w:tcPr>
-            <w:tcW w:w="6215" w:type="dxa"/>
-          </w:tcPr>
-          <w:p>
-            <w:pPr>
-              <w:jc w:val="right"/>
-              <w:rPr>
-                <w:rFonts w:ascii="Times New Roman" w:hAnsi="Times New Roman" w:cs="Times New Roman"/>
-                <w:b/>
-                <w:sz w:val="24"/>
-                <w:szCs w:val="24"/>
-              </w:rPr>
-            </w:pPr>
-            <w:r>
-              <w:rPr>
-                <w:rFonts w:ascii="Times New Roman" w:hAnsi="Times New Roman" w:cs="Times New Roman"/>
-                <w:sz w:val="24"/>
-                <w:szCs w:val="24"/>
-              </w:rPr>
-              <w:t>May 2022</w:t>
-            </w:r>
-          </w:p>
-        </w:tc>
-      </w:tr>
-    </w:tbl>
-    <w:p>
-      <w:pPr>
-        <w:pStyle w:val="ListParagraph"/>
-        <w:numPr>
-          <w:ilvl w:val="0"/>
-          <w:numId w:val="3"/>
-        </w:numPr>
-        <w:ind w:left="360"/>
-        <w:rPr>
-          <w:rFonts w:ascii="Times New Roman" w:hAnsi="Times New Roman" w:cs="Times New Roman"/>
-          <w:b/>
-          <w:bCs/>
-          <w:sz w:val="24"/>
-          <w:szCs w:val="24"/>
-        </w:rPr>
-      </w:pPr>
-      <w:r>
-        <w:rPr>
-          <w:rFonts w:ascii="Times New Roman" w:hAnsi="Times New Roman" w:cs="Times New Roman"/>
-          <w:bCs/>
-          <w:i/>
-          <w:iCs/>
-          <w:sz w:val="24"/>
-          <w:szCs w:val="24"/>
-        </w:rPr>
-        <w:t>Bachelor of Science in Information Technology with Emphasis in Cyber Security</w:t>
-      </w:r>
     </w:p>
     <w:sectPr>
       <w:pgSz w:w="12240" w:h="15840"/>
@@ -2079,6 +1995,119 @@
     </w:lvl>
   </w:abstractNum>
   <w:abstractNum w:abstractNumId="2" w15:restartNumberingAfterBreak="0">
+    <w:nsid w:val="661A3491"/>
+    <w:multiLevelType w:val="hybridMultilevel"/>
+    <w:tmpl w:val="DF404462"/>
+    <w:lvl w:ilvl="0" w:tplc="04090001">
+      <w:start w:val="1"/>
+      <w:numFmt w:val="bullet"/>
+      <w:lvlText w:val=""/>
+      <w:lvlJc w:val="left"/>
+      <w:pPr>
+        <w:ind w:left="720" w:hanging="360"/>
+      </w:pPr>
+      <w:rPr>
+        <w:rFonts w:ascii="Symbol" w:hAnsi="Symbol" w:hint="default"/>
+      </w:rPr>
+    </w:lvl>
+    <w:lvl w:ilvl="1" w:tplc="04090003" w:tentative="1">
+      <w:start w:val="1"/>
+      <w:numFmt w:val="bullet"/>
+      <w:lvlText w:val="o"/>
+      <w:lvlJc w:val="left"/>
+      <w:pPr>
+        <w:ind w:left="1440" w:hanging="360"/>
+      </w:pPr>
+      <w:rPr>
+        <w:rFonts w:ascii="Courier New" w:hAnsi="Courier New" w:cs="Courier New" w:hint="default"/>
+      </w:rPr>
+    </w:lvl>
+    <w:lvl w:ilvl="2" w:tplc="04090005" w:tentative="1">
+      <w:start w:val="1"/>
+      <w:numFmt w:val="bullet"/>
+      <w:lvlText w:val=""/>
+      <w:lvlJc w:val="left"/>
+      <w:pPr>
+        <w:ind w:left="2160" w:hanging="360"/>
+      </w:pPr>
+      <w:rPr>
+        <w:rFonts w:ascii="Wingdings" w:hAnsi="Wingdings" w:hint="default"/>
+      </w:rPr>
+    </w:lvl>
+    <w:lvl w:ilvl="3" w:tplc="04090001" w:tentative="1">
+      <w:start w:val="1"/>
+      <w:numFmt w:val="bullet"/>
+      <w:lvlText w:val=""/>
+      <w:lvlJc w:val="left"/>
+      <w:pPr>
+        <w:ind w:left="2880" w:hanging="360"/>
+      </w:pPr>
+      <w:rPr>
+        <w:rFonts w:ascii="Symbol" w:hAnsi="Symbol" w:hint="default"/>
+      </w:rPr>
+    </w:lvl>
+    <w:lvl w:ilvl="4" w:tplc="04090003" w:tentative="1">
+      <w:start w:val="1"/>
+      <w:numFmt w:val="bullet"/>
+      <w:lvlText w:val="o"/>
+      <w:lvlJc w:val="left"/>
+      <w:pPr>
+        <w:ind w:left="3600" w:hanging="360"/>
+      </w:pPr>
+      <w:rPr>
+        <w:rFonts w:ascii="Courier New" w:hAnsi="Courier New" w:cs="Courier New" w:hint="default"/>
+      </w:rPr>
+    </w:lvl>
+    <w:lvl w:ilvl="5" w:tplc="04090005" w:tentative="1">
+      <w:start w:val="1"/>
+      <w:numFmt w:val="bullet"/>
+      <w:lvlText w:val=""/>
+      <w:lvlJc w:val="left"/>
+      <w:pPr>
+        <w:ind w:left="4320" w:hanging="360"/>
+      </w:pPr>
+      <w:rPr>
+        <w:rFonts w:ascii="Wingdings" w:hAnsi="Wingdings" w:hint="default"/>
+      </w:rPr>
+    </w:lvl>
+    <w:lvl w:ilvl="6" w:tplc="04090001" w:tentative="1">
+      <w:start w:val="1"/>
+      <w:numFmt w:val="bullet"/>
+      <w:lvlText w:val=""/>
+      <w:lvlJc w:val="left"/>
+      <w:pPr>
+        <w:ind w:left="5040" w:hanging="360"/>
+      </w:pPr>
+      <w:rPr>
+        <w:rFonts w:ascii="Symbol" w:hAnsi="Symbol" w:hint="default"/>
+      </w:rPr>
+    </w:lvl>
+    <w:lvl w:ilvl="7" w:tplc="04090003" w:tentative="1">
+      <w:start w:val="1"/>
+      <w:numFmt w:val="bullet"/>
+      <w:lvlText w:val="o"/>
+      <w:lvlJc w:val="left"/>
+      <w:pPr>
+        <w:ind w:left="5760" w:hanging="360"/>
+      </w:pPr>
+      <w:rPr>
+        <w:rFonts w:ascii="Courier New" w:hAnsi="Courier New" w:cs="Courier New" w:hint="default"/>
+      </w:rPr>
+    </w:lvl>
+    <w:lvl w:ilvl="8" w:tplc="04090005" w:tentative="1">
+      <w:start w:val="1"/>
+      <w:numFmt w:val="bullet"/>
+      <w:lvlText w:val=""/>
+      <w:lvlJc w:val="left"/>
+      <w:pPr>
+        <w:ind w:left="6480" w:hanging="360"/>
+      </w:pPr>
+      <w:rPr>
+        <w:rFonts w:ascii="Wingdings" w:hAnsi="Wingdings" w:hint="default"/>
+      </w:rPr>
+    </w:lvl>
+  </w:abstractNum>
+  <w:abstractNum w:abstractNumId="3" w15:restartNumberingAfterBreak="0">
     <w:nsid w:val="7A3F20D8"/>
     <w:multiLevelType w:val="hybridMultilevel"/>
     <w:tmpl w:val="71567CAA"/>
@@ -2195,10 +2224,16 @@
     <w:abstractNumId w:val="0"/>
   </w:num>
   <w:num w:numId="2" w16cid:durableId="1191603451">
-    <w:abstractNumId w:val="2"/>
+    <w:abstractNumId w:val="3"/>
   </w:num>
   <w:num w:numId="3" w16cid:durableId="1557859694">
     <w:abstractNumId w:val="1"/>
+  </w:num>
+  <w:num w:numId="4" w16cid:durableId="387383938">
+    <w:abstractNumId w:val="3"/>
+  </w:num>
+  <w:num w:numId="5" w16cid:durableId="2128428298">
+    <w:abstractNumId w:val="2"/>
   </w:num>
 </w:numbering>
 </file>
@@ -2597,7 +2632,7 @@
   <w:style w:type="paragraph" w:default="1" w:styleId="Normal">
     <w:name w:val="Normal"/>
     <w:qFormat/>
-    <w:rsid w:val="003811F8"/>
+    <w:rsid w:val="00C832AE"/>
   </w:style>
   <w:style w:type="paragraph" w:styleId="Heading1">
     <w:name w:val="heading 1"/>
@@ -2737,7 +2772,7 @@
     <w:link w:val="ResumeHeadingChar"/>
     <w:autoRedefine/>
     <w:qFormat/>
-    <w:rsid w:val="00530224"/>
+    <w:rsid w:val="00FC217E"/>
     <w:pPr>
       <w:pBdr>
         <w:bottom w:val="single" w:sz="4" w:space="1" w:color="4472C4" w:themeColor="accent1"/>
@@ -2755,7 +2790,7 @@
     <w:name w:val="Resume Heading Char"/>
     <w:basedOn w:val="DefaultParagraphFont"/>
     <w:link w:val="ResumeHeading"/>
-    <w:rsid w:val="00530224"/>
+    <w:rsid w:val="00FC217E"/>
     <w:rPr>
       <w:b/>
       <w:color w:val="4472C4" w:themeColor="accent1"/>
@@ -2838,6 +2873,18 @@
     <w:rPr>
       <w:color w:val="605E5C"/>
       <w:shd w:val="clear" w:color="auto" w:fill="E1DFDD"/>
+    </w:rPr>
+  </w:style>
+  <w:style w:type="character" w:styleId="FollowedHyperlink">
+    <w:name w:val="FollowedHyperlink"/>
+    <w:basedOn w:val="DefaultParagraphFont"/>
+    <w:uiPriority w:val="99"/>
+    <w:semiHidden/>
+    <w:unhideWhenUsed/>
+    <w:rsid w:val="007723C2"/>
+    <w:rPr>
+      <w:color w:val="954F72" w:themeColor="followedHyperlink"/>
+      <w:u w:val="single"/>
     </w:rPr>
   </w:style>
 </w:styles>
